--- a/Zhaomin_Liu_Resume.docx
+++ b/Zhaomin_Liu_Resume.docx
@@ -579,7 +579,7 @@
     </w:p>
     <w:p>
       <w:pPr>
-        <w:pStyle w:val="14"/>
+        <w:pStyle w:val="15"/>
         <w:numPr>
           <w:ilvl w:val="0"/>
           <w:numId w:val="1"/>
@@ -597,6 +597,8 @@
       </w:pPr>
       <w:r>
         <w:rPr>
+          <w:b/>
+          <w:bCs/>
           <w:spacing w:val="-2"/>
           <w:sz w:val="21"/>
         </w:rPr>
@@ -604,6 +606,8 @@
       </w:r>
       <w:r>
         <w:rPr>
+          <w:b/>
+          <w:bCs/>
           <w:spacing w:val="-10"/>
           <w:sz w:val="21"/>
         </w:rPr>
@@ -611,10 +615,28 @@
       </w:r>
       <w:r>
         <w:rPr>
-          <w:spacing w:val="-2"/>
-          <w:sz w:val="21"/>
-        </w:rPr>
-        <w:t>Engines:</w:t>
+          <w:b/>
+          <w:bCs/>
+          <w:spacing w:val="-2"/>
+          <w:sz w:val="21"/>
+        </w:rPr>
+        <w:t>Engines</w:t>
+      </w:r>
+      <w:r>
+        <w:rPr>
+          <w:spacing w:val="-2"/>
+          <w:sz w:val="21"/>
+        </w:rPr>
+        <w:t>:</w:t>
+      </w:r>
+      <w:r>
+        <w:rPr>
+          <w:rFonts w:hint="eastAsia" w:eastAsia="宋体"/>
+          <w:spacing w:val="-2"/>
+          <w:sz w:val="21"/>
+          <w:lang w:val="en-US" w:eastAsia="zh-CN"/>
+        </w:rPr>
+        <w:t xml:space="preserve"> </w:t>
       </w:r>
       <w:r>
         <w:rPr>
@@ -773,7 +795,7 @@
     </w:p>
     <w:p>
       <w:pPr>
-        <w:pStyle w:val="14"/>
+        <w:pStyle w:val="15"/>
         <w:numPr>
           <w:ilvl w:val="0"/>
           <w:numId w:val="1"/>
@@ -791,6 +813,8 @@
       </w:pPr>
       <w:r>
         <w:rPr>
+          <w:b/>
+          <w:bCs/>
           <w:spacing w:val="-2"/>
           <w:sz w:val="21"/>
         </w:rPr>
@@ -798,6 +822,8 @@
       </w:r>
       <w:r>
         <w:rPr>
+          <w:b/>
+          <w:bCs/>
           <w:spacing w:val="-9"/>
           <w:sz w:val="21"/>
         </w:rPr>
@@ -805,6 +831,8 @@
       </w:r>
       <w:r>
         <w:rPr>
+          <w:b/>
+          <w:bCs/>
           <w:spacing w:val="-2"/>
           <w:sz w:val="21"/>
         </w:rPr>
@@ -812,6 +840,8 @@
       </w:r>
       <w:r>
         <w:rPr>
+          <w:b/>
+          <w:bCs/>
           <w:spacing w:val="-6"/>
           <w:sz w:val="21"/>
         </w:rPr>
@@ -819,6 +849,8 @@
       </w:r>
       <w:r>
         <w:rPr>
+          <w:b/>
+          <w:bCs/>
           <w:spacing w:val="-2"/>
           <w:sz w:val="21"/>
         </w:rPr>
@@ -828,6 +860,15 @@
         <w:rPr>
           <w:spacing w:val="-4"/>
           <w:sz w:val="21"/>
+        </w:rPr>
+        <w:t xml:space="preserve"> </w:t>
+      </w:r>
+      <w:r>
+        <w:rPr>
+          <w:rFonts w:hint="eastAsia" w:eastAsia="宋体"/>
+          <w:spacing w:val="-4"/>
+          <w:sz w:val="21"/>
+          <w:lang w:val="en-US" w:eastAsia="zh-CN"/>
         </w:rPr>
         <w:t xml:space="preserve"> </w:t>
       </w:r>
@@ -995,7 +1036,7 @@
     </w:p>
     <w:p>
       <w:pPr>
-        <w:pStyle w:val="14"/>
+        <w:pStyle w:val="15"/>
         <w:numPr>
           <w:ilvl w:val="0"/>
           <w:numId w:val="1"/>
@@ -1013,6 +1054,8 @@
       </w:pPr>
       <w:r>
         <w:rPr>
+          <w:b/>
+          <w:bCs/>
           <w:spacing w:val="-2"/>
           <w:sz w:val="21"/>
         </w:rPr>
@@ -1020,6 +1063,8 @@
       </w:r>
       <w:r>
         <w:rPr>
+          <w:b/>
+          <w:bCs/>
           <w:spacing w:val="-8"/>
           <w:sz w:val="21"/>
         </w:rPr>
@@ -1027,6 +1072,8 @@
       </w:r>
       <w:r>
         <w:rPr>
+          <w:b/>
+          <w:bCs/>
           <w:spacing w:val="-2"/>
           <w:sz w:val="21"/>
         </w:rPr>
@@ -1034,6 +1081,8 @@
       </w:r>
       <w:r>
         <w:rPr>
+          <w:b/>
+          <w:bCs/>
           <w:spacing w:val="-8"/>
           <w:sz w:val="21"/>
         </w:rPr>
@@ -1041,6 +1090,8 @@
       </w:r>
       <w:r>
         <w:rPr>
+          <w:b/>
+          <w:bCs/>
           <w:spacing w:val="-2"/>
           <w:sz w:val="21"/>
         </w:rPr>
@@ -1050,6 +1101,15 @@
         <w:rPr>
           <w:spacing w:val="-7"/>
           <w:sz w:val="21"/>
+        </w:rPr>
+        <w:t xml:space="preserve"> </w:t>
+      </w:r>
+      <w:r>
+        <w:rPr>
+          <w:rFonts w:hint="eastAsia" w:eastAsia="宋体"/>
+          <w:spacing w:val="-7"/>
+          <w:sz w:val="21"/>
+          <w:lang w:val="en-US" w:eastAsia="zh-CN"/>
         </w:rPr>
         <w:t xml:space="preserve"> </w:t>
       </w:r>
@@ -1119,7 +1179,7 @@
     </w:p>
     <w:p>
       <w:pPr>
-        <w:pStyle w:val="14"/>
+        <w:pStyle w:val="15"/>
         <w:numPr>
           <w:ilvl w:val="0"/>
           <w:numId w:val="1"/>
@@ -1137,6 +1197,8 @@
       </w:pPr>
       <w:r>
         <w:rPr>
+          <w:b/>
+          <w:bCs/>
           <w:spacing w:val="-2"/>
           <w:sz w:val="21"/>
         </w:rPr>
@@ -1146,6 +1208,15 @@
         <w:rPr>
           <w:spacing w:val="-12"/>
           <w:sz w:val="21"/>
+        </w:rPr>
+        <w:t xml:space="preserve"> </w:t>
+      </w:r>
+      <w:r>
+        <w:rPr>
+          <w:rFonts w:hint="eastAsia" w:eastAsia="宋体"/>
+          <w:spacing w:val="-12"/>
+          <w:sz w:val="21"/>
+          <w:lang w:val="en-US" w:eastAsia="zh-CN"/>
         </w:rPr>
         <w:t xml:space="preserve"> </w:t>
       </w:r>
@@ -1257,7 +1328,7 @@
     </w:p>
     <w:p>
       <w:pPr>
-        <w:pStyle w:val="14"/>
+        <w:pStyle w:val="15"/>
         <w:numPr>
           <w:ilvl w:val="0"/>
           <w:numId w:val="1"/>
@@ -1275,6 +1346,8 @@
       </w:pPr>
       <w:r>
         <w:rPr>
+          <w:b/>
+          <w:bCs/>
           <w:spacing w:val="-2"/>
           <w:sz w:val="21"/>
         </w:rPr>
@@ -1282,6 +1355,8 @@
       </w:r>
       <w:r>
         <w:rPr>
+          <w:b/>
+          <w:bCs/>
           <w:spacing w:val="-12"/>
           <w:sz w:val="21"/>
         </w:rPr>
@@ -1289,10 +1364,21 @@
       </w:r>
       <w:r>
         <w:rPr>
+          <w:b/>
+          <w:bCs/>
           <w:spacing w:val="-2"/>
           <w:sz w:val="21"/>
         </w:rPr>
         <w:t>Skills:</w:t>
+      </w:r>
+      <w:r>
+        <w:rPr>
+          <w:rFonts w:hint="eastAsia" w:eastAsia="宋体"/>
+          <w:spacing w:val="-2"/>
+          <w:sz w:val="21"/>
+          <w:lang w:val="en-US" w:eastAsia="zh-CN"/>
+        </w:rPr>
+        <w:t xml:space="preserve"> </w:t>
       </w:r>
       <w:r>
         <w:rPr>
@@ -1408,7 +1494,7 @@
     </w:p>
     <w:p>
       <w:pPr>
-        <w:pStyle w:val="14"/>
+        <w:pStyle w:val="15"/>
         <w:numPr>
           <w:ilvl w:val="0"/>
           <w:numId w:val="1"/>
@@ -1426,12 +1512,16 @@
       </w:pPr>
       <w:r>
         <w:rPr>
+          <w:b/>
+          <w:bCs/>
           <w:sz w:val="21"/>
         </w:rPr>
         <w:t>Community</w:t>
       </w:r>
       <w:r>
         <w:rPr>
+          <w:b/>
+          <w:bCs/>
           <w:spacing w:val="-3"/>
           <w:sz w:val="21"/>
         </w:rPr>
@@ -1439,12 +1529,16 @@
       </w:r>
       <w:r>
         <w:rPr>
+          <w:b/>
+          <w:bCs/>
           <w:sz w:val="21"/>
         </w:rPr>
         <w:t>management</w:t>
       </w:r>
       <w:r>
         <w:rPr>
+          <w:b/>
+          <w:bCs/>
           <w:spacing w:val="-5"/>
           <w:sz w:val="21"/>
         </w:rPr>
@@ -1452,16 +1546,36 @@
       </w:r>
       <w:r>
         <w:rPr>
+          <w:b/>
+          <w:bCs/>
           <w:sz w:val="21"/>
         </w:rPr>
         <w:t>skills</w:t>
       </w:r>
       <w:r>
         <w:rPr>
+          <w:b/>
+          <w:bCs/>
           <w:spacing w:val="-1"/>
           <w:sz w:val="21"/>
         </w:rPr>
-        <w:t xml:space="preserve">: </w:t>
+        <w:t>:</w:t>
+      </w:r>
+      <w:r>
+        <w:rPr>
+          <w:spacing w:val="-1"/>
+          <w:sz w:val="21"/>
+        </w:rPr>
+        <w:t xml:space="preserve"> </w:t>
+      </w:r>
+      <w:r>
+        <w:rPr>
+          <w:rFonts w:hint="eastAsia" w:eastAsia="宋体"/>
+          <w:spacing w:val="-1"/>
+          <w:sz w:val="21"/>
+          <w:lang w:val="en-US" w:eastAsia="zh-CN"/>
+        </w:rPr>
+        <w:t xml:space="preserve"> </w:t>
       </w:r>
       <w:r>
         <w:rPr>
@@ -1654,7 +1768,7 @@
     </w:p>
     <w:p>
       <w:pPr>
-        <w:pStyle w:val="14"/>
+        <w:pStyle w:val="15"/>
         <w:numPr>
           <w:ilvl w:val="0"/>
           <w:numId w:val="1"/>
@@ -1672,12 +1786,16 @@
       </w:pPr>
       <w:r>
         <w:rPr>
+          <w:b/>
+          <w:bCs/>
           <w:sz w:val="21"/>
         </w:rPr>
         <w:t>Communication</w:t>
       </w:r>
       <w:r>
         <w:rPr>
+          <w:b/>
+          <w:bCs/>
           <w:spacing w:val="-9"/>
           <w:sz w:val="21"/>
         </w:rPr>
@@ -1685,16 +1803,36 @@
       </w:r>
       <w:r>
         <w:rPr>
+          <w:b/>
+          <w:bCs/>
           <w:sz w:val="21"/>
         </w:rPr>
         <w:t>skills</w:t>
       </w:r>
       <w:r>
         <w:rPr>
+          <w:b/>
+          <w:bCs/>
           <w:spacing w:val="-3"/>
           <w:sz w:val="21"/>
         </w:rPr>
-        <w:t xml:space="preserve">: </w:t>
+        <w:t>:</w:t>
+      </w:r>
+      <w:r>
+        <w:rPr>
+          <w:spacing w:val="-3"/>
+          <w:sz w:val="21"/>
+        </w:rPr>
+        <w:t xml:space="preserve"> </w:t>
+      </w:r>
+      <w:r>
+        <w:rPr>
+          <w:rFonts w:hint="eastAsia" w:eastAsia="宋体"/>
+          <w:spacing w:val="-3"/>
+          <w:sz w:val="21"/>
+          <w:lang w:val="en-US" w:eastAsia="zh-CN"/>
+        </w:rPr>
+        <w:t xml:space="preserve"> </w:t>
       </w:r>
       <w:r>
         <w:rPr>
@@ -1874,266 +2012,7 @@
     </w:p>
     <w:p>
       <w:pPr>
-        <w:pStyle w:val="14"/>
-        <w:numPr>
-          <w:ilvl w:val="0"/>
-          <w:numId w:val="1"/>
-        </w:numPr>
-        <w:tabs>
-          <w:tab w:val="left" w:pos="590"/>
-        </w:tabs>
-        <w:spacing w:before="81" w:after="0" w:line="297" w:lineRule="auto"/>
-        <w:ind w:left="139" w:right="362" w:firstLine="0"/>
-        <w:jc w:val="left"/>
-        <w:rPr>
-          <w:rFonts w:ascii="MS Gothic" w:hAnsi="MS Gothic"/>
-          <w:sz w:val="21"/>
-        </w:rPr>
-      </w:pPr>
-      <w:r>
-        <w:rPr>
-          <w:position w:val="-4"/>
-          <w:sz w:val="21"/>
-        </w:rPr>
-        <w:t>Motorhome</w:t>
-      </w:r>
-      <w:r>
-        <w:rPr>
-          <w:spacing w:val="-4"/>
-          <w:position w:val="-4"/>
-          <w:sz w:val="21"/>
-        </w:rPr>
-        <w:t xml:space="preserve"> </w:t>
-      </w:r>
-      <w:r>
-        <w:rPr>
-          <w:position w:val="-4"/>
-          <w:sz w:val="21"/>
-        </w:rPr>
-        <w:t>Repair</w:t>
-      </w:r>
-      <w:r>
-        <w:rPr>
-          <w:spacing w:val="-8"/>
-          <w:position w:val="-4"/>
-          <w:sz w:val="21"/>
-        </w:rPr>
-        <w:t xml:space="preserve"> </w:t>
-      </w:r>
-      <w:r>
-        <w:rPr>
-          <w:position w:val="-4"/>
-          <w:sz w:val="21"/>
-        </w:rPr>
-        <w:t>and</w:t>
-      </w:r>
-      <w:r>
-        <w:rPr>
-          <w:spacing w:val="-6"/>
-          <w:position w:val="-4"/>
-          <w:sz w:val="21"/>
-        </w:rPr>
-        <w:t xml:space="preserve"> </w:t>
-      </w:r>
-      <w:r>
-        <w:rPr>
-          <w:position w:val="-4"/>
-          <w:sz w:val="21"/>
-        </w:rPr>
-        <w:t xml:space="preserve">sales: </w:t>
-      </w:r>
-      <w:r>
-        <w:rPr>
-          <w:sz w:val="21"/>
-        </w:rPr>
-        <w:t>Familiar</w:t>
-      </w:r>
-      <w:r>
-        <w:rPr>
-          <w:spacing w:val="-8"/>
-          <w:sz w:val="21"/>
-        </w:rPr>
-        <w:t xml:space="preserve"> </w:t>
-      </w:r>
-      <w:r>
-        <w:rPr>
-          <w:sz w:val="21"/>
-        </w:rPr>
-        <w:t>with</w:t>
-      </w:r>
-      <w:r>
-        <w:rPr>
-          <w:spacing w:val="-1"/>
-          <w:sz w:val="21"/>
-        </w:rPr>
-        <w:t xml:space="preserve"> </w:t>
-      </w:r>
-      <w:r>
-        <w:rPr>
-          <w:sz w:val="21"/>
-        </w:rPr>
-        <w:t>different</w:t>
-      </w:r>
-      <w:r>
-        <w:rPr>
-          <w:spacing w:val="-5"/>
-          <w:sz w:val="21"/>
-        </w:rPr>
-        <w:t xml:space="preserve"> </w:t>
-      </w:r>
-      <w:r>
-        <w:rPr>
-          <w:sz w:val="21"/>
-        </w:rPr>
-        <w:t>tools</w:t>
-      </w:r>
-      <w:r>
-        <w:rPr>
-          <w:spacing w:val="-7"/>
-          <w:sz w:val="21"/>
-        </w:rPr>
-        <w:t xml:space="preserve"> </w:t>
-      </w:r>
-      <w:r>
-        <w:rPr>
-          <w:sz w:val="21"/>
-        </w:rPr>
-        <w:t>and</w:t>
-      </w:r>
-      <w:r>
-        <w:rPr>
-          <w:spacing w:val="-6"/>
-          <w:sz w:val="21"/>
-        </w:rPr>
-        <w:t xml:space="preserve"> </w:t>
-      </w:r>
-      <w:r>
-        <w:rPr>
-          <w:sz w:val="21"/>
-        </w:rPr>
-        <w:t>devices</w:t>
-      </w:r>
-      <w:r>
-        <w:rPr>
-          <w:spacing w:val="-1"/>
-          <w:sz w:val="21"/>
-        </w:rPr>
-        <w:t xml:space="preserve"> </w:t>
-      </w:r>
-      <w:r>
-        <w:rPr>
-          <w:sz w:val="21"/>
-        </w:rPr>
-        <w:t>about</w:t>
-      </w:r>
-      <w:r>
-        <w:rPr>
-          <w:spacing w:val="-5"/>
-          <w:sz w:val="21"/>
-        </w:rPr>
-        <w:t xml:space="preserve"> </w:t>
-      </w:r>
-      <w:r>
-        <w:rPr>
-          <w:sz w:val="21"/>
-        </w:rPr>
-        <w:t>vehicle</w:t>
-      </w:r>
-      <w:r>
-        <w:rPr>
-          <w:spacing w:val="-1"/>
-          <w:sz w:val="21"/>
-        </w:rPr>
-        <w:t xml:space="preserve"> </w:t>
-      </w:r>
-      <w:r>
-        <w:rPr>
-          <w:sz w:val="21"/>
-        </w:rPr>
-        <w:t>repair.</w:t>
-      </w:r>
-      <w:r>
-        <w:rPr>
-          <w:spacing w:val="-6"/>
-          <w:sz w:val="21"/>
-        </w:rPr>
-        <w:t xml:space="preserve"> </w:t>
-      </w:r>
-      <w:r>
-        <w:rPr>
-          <w:sz w:val="21"/>
-        </w:rPr>
-        <w:t>And</w:t>
-      </w:r>
-      <w:r>
-        <w:rPr>
-          <w:spacing w:val="-7"/>
-          <w:sz w:val="21"/>
-        </w:rPr>
-        <w:t xml:space="preserve"> </w:t>
-      </w:r>
-      <w:r>
-        <w:rPr>
-          <w:sz w:val="21"/>
-        </w:rPr>
-        <w:t>I</w:t>
-      </w:r>
-      <w:r>
-        <w:rPr>
-          <w:spacing w:val="-1"/>
-          <w:sz w:val="21"/>
-        </w:rPr>
-        <w:t xml:space="preserve"> </w:t>
-      </w:r>
-      <w:r>
-        <w:rPr>
-          <w:sz w:val="21"/>
-        </w:rPr>
-        <w:t>also</w:t>
-      </w:r>
-      <w:r>
-        <w:rPr>
-          <w:spacing w:val="-7"/>
-          <w:sz w:val="21"/>
-        </w:rPr>
-        <w:t xml:space="preserve"> </w:t>
-      </w:r>
-      <w:r>
-        <w:rPr>
-          <w:sz w:val="21"/>
-        </w:rPr>
-        <w:t>understand</w:t>
-      </w:r>
-      <w:r>
-        <w:rPr>
-          <w:spacing w:val="-11"/>
-          <w:sz w:val="21"/>
-        </w:rPr>
-        <w:t xml:space="preserve"> </w:t>
-      </w:r>
-      <w:r>
-        <w:rPr>
-          <w:sz w:val="21"/>
-        </w:rPr>
-        <w:t>the sales</w:t>
-      </w:r>
-      <w:r>
-        <w:rPr>
-          <w:spacing w:val="-6"/>
-          <w:sz w:val="21"/>
-        </w:rPr>
-        <w:t xml:space="preserve"> </w:t>
-      </w:r>
-      <w:r>
-        <w:rPr>
-          <w:sz w:val="21"/>
-        </w:rPr>
-        <w:t>skills towards different customers as a sales representative.</w:t>
-      </w:r>
-    </w:p>
-    <w:p>
-      <w:pPr>
-        <w:pStyle w:val="14"/>
+        <w:pStyle w:val="15"/>
         <w:spacing w:after="0" w:line="297" w:lineRule="auto"/>
         <w:jc w:val="left"/>
         <w:rPr>
@@ -2150,2894 +2029,1046 @@
     </w:p>
     <w:p>
       <w:pPr>
-        <w:pStyle w:val="7"/>
+        <w:tabs>
+          <w:tab w:val="left" w:pos="3438"/>
+        </w:tabs>
+        <w:spacing w:before="67" w:line="349" w:lineRule="exact"/>
+        <w:ind w:left="139"/>
+        <w:rPr>
+          <w:rFonts w:eastAsiaTheme="minorEastAsia"/>
+          <w:b/>
+          <w:i/>
+          <w:position w:val="-6"/>
+          <w:sz w:val="30"/>
+          <w:szCs w:val="30"/>
+          <w:lang w:eastAsia="zh-CN"/>
+        </w:rPr>
       </w:pPr>
       <w:bookmarkStart w:id="0" w:name="Professional Experience"/>
       <w:bookmarkEnd w:id="0"/>
       <w:r>
         <w:rPr>
-          <w:spacing w:val="-4"/>
-        </w:rPr>
-        <w:t>Professional</w:t>
-      </w:r>
-      <w:r>
-        <w:rPr>
-          <w:spacing w:val="-7"/>
-        </w:rPr>
-        <w:t xml:space="preserve"> </w:t>
-      </w:r>
-      <w:r>
-        <w:rPr>
-          <w:spacing w:val="-2"/>
-        </w:rPr>
-        <w:t>Experience</w:t>
+          <w:b/>
+          <w:i/>
+          <w:position w:val="-6"/>
+          <w:sz w:val="30"/>
+          <w:szCs w:val="30"/>
+        </w:rPr>
+        <w:t>Professional Experience</w:t>
       </w:r>
     </w:p>
     <w:p>
       <w:pPr>
-        <w:pStyle w:val="10"/>
-        <w:spacing w:before="178"/>
-        <w:rPr>
+        <w:tabs>
+          <w:tab w:val="left" w:pos="3438"/>
+        </w:tabs>
+        <w:spacing w:before="67" w:line="349" w:lineRule="exact"/>
+        <w:ind w:left="139"/>
+        <w:rPr>
+          <w:rFonts w:eastAsiaTheme="minorEastAsia"/>
           <w:b/>
           <w:i/>
+          <w:position w:val="-6"/>
           <w:sz w:val="30"/>
+          <w:szCs w:val="30"/>
+          <w:lang w:eastAsia="zh-CN"/>
         </w:rPr>
       </w:pPr>
     </w:p>
     <w:p>
       <w:pPr>
-        <w:spacing w:before="1"/>
-        <w:ind w:left="422" w:right="0" w:firstLine="0"/>
-        <w:jc w:val="left"/>
-        <w:rPr>
-          <w:sz w:val="21"/>
-        </w:rPr>
-      </w:pPr>
-      <w:r>
-        <w:rPr>
-          <w:spacing w:val="-2"/>
-          <w:sz w:val="21"/>
-        </w:rPr>
-        <w:t>Tutor</w:t>
-      </w:r>
-      <w:r>
-        <w:rPr>
-          <w:spacing w:val="-14"/>
-          <w:sz w:val="21"/>
-        </w:rPr>
-        <w:t xml:space="preserve"> </w:t>
-      </w:r>
-      <w:r>
-        <w:rPr>
-          <w:spacing w:val="-2"/>
-          <w:sz w:val="21"/>
-        </w:rPr>
-        <w:t>&amp;</w:t>
-      </w:r>
-      <w:r>
-        <w:rPr>
-          <w:spacing w:val="-9"/>
-          <w:sz w:val="21"/>
-        </w:rPr>
-        <w:t xml:space="preserve"> </w:t>
-      </w:r>
-      <w:r>
-        <w:rPr>
-          <w:spacing w:val="-2"/>
-          <w:sz w:val="21"/>
-        </w:rPr>
-        <w:t>Client</w:t>
-      </w:r>
-      <w:r>
-        <w:rPr>
-          <w:spacing w:val="4"/>
-          <w:sz w:val="21"/>
-        </w:rPr>
-        <w:t xml:space="preserve"> </w:t>
-      </w:r>
-      <w:r>
-        <w:rPr>
-          <w:spacing w:val="-2"/>
-          <w:sz w:val="21"/>
-        </w:rPr>
-        <w:t>Service</w:t>
-      </w:r>
-      <w:r>
-        <w:rPr>
-          <w:spacing w:val="-4"/>
-          <w:sz w:val="21"/>
-        </w:rPr>
-        <w:t xml:space="preserve"> </w:t>
-      </w:r>
-      <w:r>
-        <w:rPr>
-          <w:spacing w:val="-2"/>
-          <w:sz w:val="21"/>
-        </w:rPr>
-        <w:t>Representative</w:t>
-      </w:r>
-      <w:r>
-        <w:rPr>
-          <w:spacing w:val="4"/>
-          <w:sz w:val="21"/>
-        </w:rPr>
-        <w:t xml:space="preserve"> </w:t>
-      </w:r>
-      <w:r>
-        <w:rPr>
-          <w:spacing w:val="-2"/>
-          <w:sz w:val="21"/>
+        <w:tabs>
+          <w:tab w:val="left" w:pos="3438"/>
+        </w:tabs>
+        <w:spacing w:before="67" w:line="349" w:lineRule="exact"/>
+        <w:ind w:firstLine="420" w:firstLineChars="200"/>
+        <w:rPr>
+          <w:rFonts w:hint="default" w:eastAsia="宋体"/>
+          <w:b/>
+          <w:bCs w:val="0"/>
+          <w:iCs/>
+          <w:position w:val="-6"/>
+          <w:sz w:val="21"/>
+          <w:szCs w:val="21"/>
+          <w:lang w:val="en-US" w:eastAsia="zh-CN"/>
+        </w:rPr>
+      </w:pPr>
+      <w:r>
+        <w:rPr>
+          <w:b/>
+          <w:bCs w:val="0"/>
+          <w:iCs/>
+          <w:position w:val="-6"/>
+          <w:sz w:val="21"/>
+          <w:szCs w:val="21"/>
+        </w:rPr>
+        <w:t xml:space="preserve">Tutor &amp; Client Service Representative | Baiyu Education Institution | </w:t>
+      </w:r>
+      <w:r>
+        <w:rPr>
+          <w:rFonts w:hint="eastAsia" w:eastAsiaTheme="minorEastAsia"/>
+          <w:b/>
+          <w:bCs w:val="0"/>
+          <w:iCs/>
+          <w:position w:val="-6"/>
+          <w:sz w:val="21"/>
+          <w:szCs w:val="21"/>
+          <w:lang w:eastAsia="zh-CN"/>
+        </w:rPr>
+        <w:t xml:space="preserve">China </w:t>
+      </w:r>
+      <w:r>
+        <w:rPr>
+          <w:b/>
+          <w:bCs w:val="0"/>
+          <w:iCs/>
+          <w:position w:val="-6"/>
+          <w:sz w:val="21"/>
+          <w:szCs w:val="21"/>
         </w:rPr>
         <w:t>|</w:t>
       </w:r>
       <w:r>
         <w:rPr>
-          <w:spacing w:val="-6"/>
-          <w:sz w:val="21"/>
-        </w:rPr>
-        <w:t xml:space="preserve"> </w:t>
-      </w:r>
-      <w:r>
-        <w:rPr>
-          <w:spacing w:val="-2"/>
-          <w:sz w:val="21"/>
-        </w:rPr>
-        <w:t>Baiyu</w:t>
-      </w:r>
-      <w:r>
-        <w:rPr>
-          <w:spacing w:val="-3"/>
-          <w:sz w:val="21"/>
-        </w:rPr>
-        <w:t xml:space="preserve"> </w:t>
-      </w:r>
-      <w:r>
-        <w:rPr>
-          <w:spacing w:val="-2"/>
-          <w:sz w:val="21"/>
-        </w:rPr>
-        <w:t>Education</w:t>
-      </w:r>
-      <w:r>
-        <w:rPr>
-          <w:spacing w:val="-4"/>
-          <w:sz w:val="21"/>
-        </w:rPr>
-        <w:t xml:space="preserve"> </w:t>
-      </w:r>
-      <w:r>
-        <w:rPr>
-          <w:spacing w:val="-2"/>
-          <w:sz w:val="21"/>
-        </w:rPr>
-        <w:t>Institution</w:t>
-      </w:r>
-      <w:r>
-        <w:rPr>
-          <w:spacing w:val="-3"/>
-          <w:sz w:val="21"/>
-        </w:rPr>
-        <w:t xml:space="preserve"> </w:t>
-      </w:r>
-      <w:r>
-        <w:rPr>
-          <w:spacing w:val="-2"/>
-          <w:sz w:val="21"/>
-        </w:rPr>
-        <w:t>|</w:t>
-      </w:r>
-      <w:r>
-        <w:rPr>
-          <w:sz w:val="21"/>
-        </w:rPr>
-        <w:t xml:space="preserve"> </w:t>
-      </w:r>
-      <w:r>
-        <w:rPr>
-          <w:spacing w:val="-2"/>
-          <w:sz w:val="21"/>
-        </w:rPr>
-        <w:t>China</w:t>
-      </w:r>
-      <w:r>
-        <w:rPr>
-          <w:spacing w:val="-5"/>
-          <w:sz w:val="21"/>
-        </w:rPr>
-        <w:t xml:space="preserve"> </w:t>
-      </w:r>
-      <w:r>
-        <w:rPr>
-          <w:spacing w:val="-2"/>
-          <w:sz w:val="21"/>
-        </w:rPr>
-        <w:t>|</w:t>
-      </w:r>
-      <w:r>
-        <w:rPr>
-          <w:spacing w:val="-5"/>
-          <w:sz w:val="21"/>
-        </w:rPr>
-        <w:t xml:space="preserve"> </w:t>
-      </w:r>
-      <w:r>
-        <w:rPr>
-          <w:spacing w:val="-2"/>
-          <w:sz w:val="21"/>
-        </w:rPr>
-        <w:t>June</w:t>
-      </w:r>
-      <w:r>
-        <w:rPr>
-          <w:spacing w:val="-5"/>
-          <w:sz w:val="21"/>
-        </w:rPr>
-        <w:t xml:space="preserve"> </w:t>
-      </w:r>
-      <w:r>
-        <w:rPr>
-          <w:spacing w:val="-2"/>
-          <w:sz w:val="21"/>
-        </w:rPr>
-        <w:t>2025</w:t>
-      </w:r>
-      <w:r>
-        <w:rPr>
-          <w:spacing w:val="-5"/>
-          <w:sz w:val="21"/>
-        </w:rPr>
-        <w:t xml:space="preserve"> </w:t>
-      </w:r>
-      <w:r>
-        <w:rPr>
-          <w:spacing w:val="-2"/>
-          <w:sz w:val="21"/>
-        </w:rPr>
-        <w:t>–</w:t>
-      </w:r>
-      <w:r>
-        <w:rPr>
-          <w:spacing w:val="-4"/>
-          <w:sz w:val="21"/>
-        </w:rPr>
-        <w:t xml:space="preserve"> </w:t>
-      </w:r>
-      <w:r>
-        <w:rPr>
-          <w:spacing w:val="-2"/>
-          <w:sz w:val="21"/>
-        </w:rPr>
-        <w:t>Feb</w:t>
-      </w:r>
-      <w:r>
-        <w:rPr>
-          <w:spacing w:val="3"/>
-          <w:sz w:val="21"/>
-        </w:rPr>
-        <w:t xml:space="preserve"> </w:t>
-      </w:r>
-      <w:r>
-        <w:rPr>
-          <w:spacing w:val="-4"/>
-          <w:sz w:val="21"/>
-        </w:rPr>
-        <w:t>2026</w:t>
+          <w:rFonts w:hint="eastAsia" w:eastAsia="宋体"/>
+          <w:b/>
+          <w:bCs w:val="0"/>
+          <w:iCs/>
+          <w:position w:val="-6"/>
+          <w:sz w:val="21"/>
+          <w:szCs w:val="21"/>
+          <w:lang w:val="en-US" w:eastAsia="zh-CN"/>
+        </w:rPr>
+        <w:t>Full-time</w:t>
       </w:r>
     </w:p>
     <w:p>
       <w:pPr>
-        <w:pStyle w:val="14"/>
-        <w:numPr>
-          <w:ilvl w:val="0"/>
-          <w:numId w:val="1"/>
-        </w:numPr>
         <w:tabs>
-          <w:tab w:val="left" w:pos="590"/>
+          <w:tab w:val="left" w:pos="3438"/>
         </w:tabs>
-        <w:spacing w:before="69" w:after="0" w:line="300" w:lineRule="auto"/>
-        <w:ind w:left="139" w:right="451" w:firstLine="0"/>
-        <w:jc w:val="left"/>
-        <w:rPr>
-          <w:rFonts w:ascii="MS Gothic" w:hAnsi="MS Gothic"/>
-          <w:sz w:val="21"/>
-        </w:rPr>
-      </w:pPr>
-      <w:r>
-        <w:rPr>
-          <w:sz w:val="21"/>
-        </w:rPr>
-        <w:t>Delivered</w:t>
-      </w:r>
-      <w:r>
-        <w:rPr>
-          <w:spacing w:val="-8"/>
-          <w:sz w:val="21"/>
-        </w:rPr>
-        <w:t xml:space="preserve"> </w:t>
-      </w:r>
-      <w:r>
-        <w:rPr>
-          <w:sz w:val="21"/>
-        </w:rPr>
-        <w:t>personalized</w:t>
-      </w:r>
-      <w:r>
-        <w:rPr>
-          <w:spacing w:val="-8"/>
-          <w:sz w:val="21"/>
-        </w:rPr>
-        <w:t xml:space="preserve"> </w:t>
-      </w:r>
-      <w:r>
-        <w:rPr>
-          <w:sz w:val="21"/>
-        </w:rPr>
-        <w:t>mathematics,</w:t>
-      </w:r>
-      <w:r>
-        <w:rPr>
-          <w:spacing w:val="-7"/>
-          <w:sz w:val="21"/>
-        </w:rPr>
-        <w:t xml:space="preserve"> </w:t>
-      </w:r>
-      <w:r>
-        <w:rPr>
-          <w:sz w:val="21"/>
-        </w:rPr>
-        <w:t>Basic</w:t>
-      </w:r>
-      <w:r>
-        <w:rPr>
-          <w:spacing w:val="-5"/>
-          <w:sz w:val="21"/>
-        </w:rPr>
-        <w:t xml:space="preserve"> </w:t>
-      </w:r>
-      <w:r>
-        <w:rPr>
-          <w:sz w:val="21"/>
-        </w:rPr>
-        <w:t>Programming</w:t>
-      </w:r>
-      <w:r>
-        <w:rPr>
-          <w:spacing w:val="-10"/>
-          <w:sz w:val="21"/>
-        </w:rPr>
-        <w:t xml:space="preserve"> </w:t>
-      </w:r>
-      <w:r>
-        <w:rPr>
-          <w:sz w:val="21"/>
-        </w:rPr>
-        <w:t>and</w:t>
-      </w:r>
-      <w:r>
-        <w:rPr>
-          <w:spacing w:val="-8"/>
-          <w:sz w:val="21"/>
-        </w:rPr>
-        <w:t xml:space="preserve"> </w:t>
-      </w:r>
-      <w:r>
-        <w:rPr>
-          <w:sz w:val="21"/>
-        </w:rPr>
-        <w:t>English</w:t>
-      </w:r>
-      <w:r>
-        <w:rPr>
-          <w:spacing w:val="-8"/>
-          <w:sz w:val="21"/>
-        </w:rPr>
-        <w:t xml:space="preserve"> </w:t>
-      </w:r>
-      <w:r>
-        <w:rPr>
-          <w:sz w:val="21"/>
-        </w:rPr>
-        <w:t>tutoring</w:t>
-      </w:r>
-      <w:r>
-        <w:rPr>
-          <w:spacing w:val="-7"/>
-          <w:sz w:val="21"/>
-        </w:rPr>
-        <w:t xml:space="preserve"> </w:t>
-      </w:r>
-      <w:r>
-        <w:rPr>
-          <w:sz w:val="21"/>
-        </w:rPr>
-        <w:t>to</w:t>
-      </w:r>
-      <w:r>
-        <w:rPr>
-          <w:spacing w:val="-8"/>
-          <w:sz w:val="21"/>
-        </w:rPr>
-        <w:t xml:space="preserve"> </w:t>
-      </w:r>
-      <w:r>
-        <w:rPr>
-          <w:sz w:val="21"/>
-        </w:rPr>
-        <w:t>high</w:t>
-      </w:r>
-      <w:r>
-        <w:rPr>
-          <w:spacing w:val="-12"/>
-          <w:sz w:val="21"/>
-        </w:rPr>
-        <w:t xml:space="preserve"> </w:t>
-      </w:r>
-      <w:r>
-        <w:rPr>
-          <w:sz w:val="21"/>
-        </w:rPr>
-        <w:t>school</w:t>
-      </w:r>
-      <w:r>
-        <w:rPr>
-          <w:spacing w:val="-11"/>
-          <w:sz w:val="21"/>
-        </w:rPr>
-        <w:t xml:space="preserve"> </w:t>
-      </w:r>
-      <w:r>
-        <w:rPr>
-          <w:sz w:val="21"/>
-        </w:rPr>
-        <w:t>students,</w:t>
-      </w:r>
-      <w:r>
-        <w:rPr>
-          <w:spacing w:val="-7"/>
-          <w:sz w:val="21"/>
-        </w:rPr>
-        <w:t xml:space="preserve"> </w:t>
-      </w:r>
-      <w:r>
-        <w:rPr>
-          <w:sz w:val="21"/>
-        </w:rPr>
-        <w:t>improving</w:t>
-      </w:r>
-      <w:r>
-        <w:rPr>
-          <w:spacing w:val="-11"/>
-          <w:sz w:val="21"/>
-        </w:rPr>
-        <w:t xml:space="preserve"> </w:t>
-      </w:r>
-      <w:r>
-        <w:rPr>
-          <w:sz w:val="21"/>
-        </w:rPr>
-        <w:t>their</w:t>
-      </w:r>
-      <w:r>
-        <w:rPr>
-          <w:spacing w:val="-9"/>
-          <w:sz w:val="21"/>
-        </w:rPr>
-        <w:t xml:space="preserve"> </w:t>
-      </w:r>
-      <w:r>
-        <w:rPr>
-          <w:sz w:val="21"/>
-        </w:rPr>
-        <w:t xml:space="preserve">academic </w:t>
-      </w:r>
-      <w:r>
-        <w:rPr>
-          <w:spacing w:val="-2"/>
-          <w:sz w:val="21"/>
-        </w:rPr>
-        <w:t>performance.</w:t>
+        <w:spacing w:before="67" w:line="349" w:lineRule="exact"/>
+        <w:ind w:firstLine="420" w:firstLineChars="200"/>
+        <w:rPr>
+          <w:b/>
+          <w:bCs w:val="0"/>
+          <w:iCs/>
+          <w:position w:val="-6"/>
+          <w:sz w:val="21"/>
+          <w:szCs w:val="21"/>
+        </w:rPr>
+      </w:pPr>
+      <w:r>
+        <w:rPr>
+          <w:b/>
+          <w:bCs w:val="0"/>
+          <w:iCs/>
+          <w:position w:val="-6"/>
+          <w:sz w:val="21"/>
+          <w:szCs w:val="21"/>
+        </w:rPr>
+        <w:t xml:space="preserve"> </w:t>
+      </w:r>
+      <w:r>
+        <w:rPr>
+          <w:rFonts w:hint="eastAsia" w:eastAsiaTheme="minorEastAsia"/>
+          <w:b/>
+          <w:bCs w:val="0"/>
+          <w:iCs/>
+          <w:position w:val="-6"/>
+          <w:sz w:val="21"/>
+          <w:szCs w:val="21"/>
+          <w:lang w:eastAsia="zh-CN"/>
+        </w:rPr>
+        <w:t xml:space="preserve">June </w:t>
+      </w:r>
+      <w:r>
+        <w:rPr>
+          <w:b/>
+          <w:bCs w:val="0"/>
+          <w:iCs/>
+          <w:position w:val="-6"/>
+          <w:sz w:val="21"/>
+          <w:szCs w:val="21"/>
+        </w:rPr>
+        <w:t>2025 – Feb 2026</w:t>
       </w:r>
     </w:p>
     <w:p>
       <w:pPr>
-        <w:pStyle w:val="14"/>
-        <w:numPr>
-          <w:ilvl w:val="0"/>
-          <w:numId w:val="1"/>
-        </w:numPr>
         <w:tabs>
-          <w:tab w:val="left" w:pos="590"/>
+          <w:tab w:val="left" w:pos="3438"/>
         </w:tabs>
-        <w:spacing w:before="88" w:after="0" w:line="304" w:lineRule="auto"/>
-        <w:ind w:left="139" w:right="579" w:firstLine="0"/>
-        <w:jc w:val="left"/>
-        <w:rPr>
-          <w:rFonts w:ascii="MS Gothic" w:hAnsi="MS Gothic"/>
-          <w:sz w:val="21"/>
-        </w:rPr>
-      </w:pPr>
-      <w:r>
-        <w:rPr>
-          <w:sz w:val="21"/>
-        </w:rPr>
-        <w:t>Acted</w:t>
-      </w:r>
-      <w:r>
-        <w:rPr>
-          <w:spacing w:val="-8"/>
-          <w:sz w:val="21"/>
-        </w:rPr>
-        <w:t xml:space="preserve"> </w:t>
-      </w:r>
-      <w:r>
-        <w:rPr>
-          <w:sz w:val="21"/>
-        </w:rPr>
-        <w:t>as</w:t>
-      </w:r>
-      <w:r>
-        <w:rPr>
-          <w:spacing w:val="-12"/>
-          <w:sz w:val="21"/>
-        </w:rPr>
-        <w:t xml:space="preserve"> </w:t>
-      </w:r>
-      <w:r>
-        <w:rPr>
-          <w:sz w:val="21"/>
-        </w:rPr>
-        <w:t>a</w:t>
-      </w:r>
-      <w:r>
-        <w:rPr>
-          <w:spacing w:val="-11"/>
-          <w:sz w:val="21"/>
-        </w:rPr>
-        <w:t xml:space="preserve"> </w:t>
-      </w:r>
-      <w:r>
-        <w:rPr>
-          <w:sz w:val="21"/>
-        </w:rPr>
-        <w:t>liaison</w:t>
-      </w:r>
-      <w:r>
-        <w:rPr>
-          <w:spacing w:val="-2"/>
-          <w:sz w:val="21"/>
-        </w:rPr>
-        <w:t xml:space="preserve"> </w:t>
-      </w:r>
-      <w:r>
-        <w:rPr>
-          <w:sz w:val="21"/>
-        </w:rPr>
-        <w:t>between</w:t>
-      </w:r>
-      <w:r>
-        <w:rPr>
-          <w:spacing w:val="-2"/>
-          <w:sz w:val="21"/>
-        </w:rPr>
-        <w:t xml:space="preserve"> </w:t>
-      </w:r>
-      <w:r>
-        <w:rPr>
-          <w:sz w:val="21"/>
-        </w:rPr>
-        <w:t>students</w:t>
-      </w:r>
-      <w:r>
-        <w:rPr>
-          <w:spacing w:val="-7"/>
-          <w:sz w:val="21"/>
-        </w:rPr>
-        <w:t xml:space="preserve"> </w:t>
-      </w:r>
-      <w:r>
-        <w:rPr>
-          <w:sz w:val="21"/>
-        </w:rPr>
-        <w:t>and</w:t>
-      </w:r>
-      <w:r>
-        <w:rPr>
-          <w:spacing w:val="-7"/>
-          <w:sz w:val="21"/>
-        </w:rPr>
-        <w:t xml:space="preserve"> </w:t>
-      </w:r>
-      <w:r>
-        <w:rPr>
-          <w:sz w:val="21"/>
-        </w:rPr>
-        <w:t>parents,</w:t>
-      </w:r>
-      <w:r>
-        <w:rPr>
-          <w:spacing w:val="-14"/>
-          <w:sz w:val="21"/>
-        </w:rPr>
-        <w:t xml:space="preserve"> </w:t>
-      </w:r>
-      <w:r>
-        <w:rPr>
-          <w:sz w:val="21"/>
-        </w:rPr>
-        <w:t>effectively</w:t>
-      </w:r>
-      <w:r>
-        <w:rPr>
-          <w:spacing w:val="-2"/>
-          <w:sz w:val="21"/>
-        </w:rPr>
-        <w:t xml:space="preserve"> </w:t>
-      </w:r>
-      <w:r>
-        <w:rPr>
-          <w:sz w:val="21"/>
-        </w:rPr>
-        <w:t>communicating</w:t>
-      </w:r>
-      <w:r>
-        <w:rPr>
-          <w:spacing w:val="-1"/>
-          <w:sz w:val="21"/>
-        </w:rPr>
-        <w:t xml:space="preserve"> </w:t>
-      </w:r>
-      <w:r>
-        <w:rPr>
-          <w:sz w:val="21"/>
-        </w:rPr>
-        <w:t>progress</w:t>
-      </w:r>
-      <w:r>
-        <w:rPr>
-          <w:spacing w:val="-10"/>
-          <w:sz w:val="21"/>
-        </w:rPr>
-        <w:t xml:space="preserve"> </w:t>
-      </w:r>
-      <w:r>
-        <w:rPr>
-          <w:sz w:val="21"/>
-        </w:rPr>
-        <w:t>and</w:t>
-      </w:r>
-      <w:r>
-        <w:rPr>
-          <w:spacing w:val="-7"/>
-          <w:sz w:val="21"/>
-        </w:rPr>
-        <w:t xml:space="preserve"> </w:t>
-      </w:r>
-      <w:r>
-        <w:rPr>
-          <w:sz w:val="21"/>
-        </w:rPr>
-        <w:t>addressing</w:t>
-      </w:r>
-      <w:r>
-        <w:rPr>
-          <w:spacing w:val="-13"/>
-          <w:sz w:val="21"/>
-        </w:rPr>
-        <w:t xml:space="preserve"> </w:t>
-      </w:r>
-      <w:r>
-        <w:rPr>
-          <w:sz w:val="21"/>
-        </w:rPr>
-        <w:t>client</w:t>
-      </w:r>
-      <w:r>
-        <w:rPr>
-          <w:spacing w:val="-13"/>
-          <w:sz w:val="21"/>
-        </w:rPr>
-        <w:t xml:space="preserve"> </w:t>
-      </w:r>
-      <w:r>
-        <w:rPr>
-          <w:sz w:val="21"/>
-        </w:rPr>
-        <w:t>concerns</w:t>
-      </w:r>
-      <w:r>
-        <w:rPr>
-          <w:spacing w:val="-12"/>
-          <w:sz w:val="21"/>
-        </w:rPr>
-        <w:t xml:space="preserve"> </w:t>
-      </w:r>
-      <w:r>
-        <w:rPr>
-          <w:sz w:val="21"/>
-        </w:rPr>
-        <w:t>to</w:t>
-      </w:r>
-      <w:r>
-        <w:rPr>
-          <w:spacing w:val="-7"/>
-          <w:sz w:val="21"/>
-        </w:rPr>
-        <w:t xml:space="preserve"> </w:t>
-      </w:r>
-      <w:r>
-        <w:rPr>
-          <w:sz w:val="21"/>
-        </w:rPr>
-        <w:t xml:space="preserve">ensure </w:t>
-      </w:r>
-      <w:r>
-        <w:rPr>
-          <w:spacing w:val="-2"/>
-          <w:sz w:val="21"/>
-        </w:rPr>
-        <w:t>satisfaction.</w:t>
+        <w:spacing w:before="67" w:line="349" w:lineRule="exact"/>
+        <w:ind w:left="139"/>
+        <w:rPr>
+          <w:bCs/>
+          <w:iCs/>
+          <w:position w:val="-6"/>
+          <w:sz w:val="21"/>
+          <w:szCs w:val="21"/>
+        </w:rPr>
+      </w:pPr>
+      <w:r>
+        <w:rPr>
+          <w:rFonts w:hint="eastAsia"/>
+          <w:bCs/>
+          <w:iCs/>
+          <w:position w:val="-6"/>
+          <w:sz w:val="21"/>
+          <w:szCs w:val="21"/>
+        </w:rPr>
+        <w:t>●</w:t>
+      </w:r>
+      <w:r>
+        <w:rPr>
+          <w:bCs/>
+          <w:iCs/>
+          <w:position w:val="-6"/>
+          <w:sz w:val="21"/>
+          <w:szCs w:val="21"/>
+        </w:rPr>
+        <w:t xml:space="preserve">     Delivered personalized mathe</w:t>
+      </w:r>
+      <w:r>
+        <w:rPr>
+          <w:rFonts w:asciiTheme="minorHAnsi" w:hAnsiTheme="minorHAnsi" w:cstheme="minorHAnsi"/>
+          <w:bCs/>
+          <w:iCs/>
+          <w:position w:val="-6"/>
+          <w:sz w:val="21"/>
+          <w:szCs w:val="21"/>
+        </w:rPr>
+        <w:t>matics</w:t>
+      </w:r>
+      <w:r>
+        <w:rPr>
+          <w:rFonts w:eastAsia="宋体" w:asciiTheme="minorHAnsi" w:hAnsiTheme="minorHAnsi" w:cstheme="minorHAnsi"/>
+          <w:bCs/>
+          <w:iCs/>
+          <w:position w:val="-6"/>
+          <w:sz w:val="21"/>
+          <w:szCs w:val="21"/>
+          <w:lang w:eastAsia="zh-CN"/>
+        </w:rPr>
+        <w:t xml:space="preserve">, Basic Programming </w:t>
+      </w:r>
+      <w:r>
+        <w:rPr>
+          <w:rFonts w:asciiTheme="minorHAnsi" w:hAnsiTheme="minorHAnsi" w:cstheme="minorHAnsi"/>
+          <w:bCs/>
+          <w:iCs/>
+          <w:position w:val="-6"/>
+          <w:sz w:val="21"/>
+          <w:szCs w:val="21"/>
+        </w:rPr>
+        <w:t>and English tutoring to high school stude</w:t>
+      </w:r>
+      <w:r>
+        <w:rPr>
+          <w:bCs/>
+          <w:iCs/>
+          <w:position w:val="-6"/>
+          <w:sz w:val="21"/>
+          <w:szCs w:val="21"/>
+        </w:rPr>
+        <w:t>nts, improving their academic performance.</w:t>
       </w:r>
     </w:p>
     <w:p>
       <w:pPr>
-        <w:pStyle w:val="10"/>
-        <w:spacing w:before="253"/>
-        <w:rPr>
-          <w:sz w:val="21"/>
-        </w:rPr>
-      </w:pPr>
+        <w:tabs>
+          <w:tab w:val="left" w:pos="3438"/>
+        </w:tabs>
+        <w:spacing w:before="67" w:line="349" w:lineRule="exact"/>
+        <w:ind w:left="139"/>
+        <w:rPr>
+          <w:rFonts w:eastAsiaTheme="minorEastAsia"/>
+          <w:bCs/>
+          <w:iCs/>
+          <w:position w:val="-6"/>
+          <w:sz w:val="21"/>
+          <w:szCs w:val="21"/>
+          <w:lang w:eastAsia="zh-CN"/>
+        </w:rPr>
+      </w:pPr>
+      <w:bookmarkStart w:id="1" w:name="OLE_LINK1"/>
+      <w:r>
+        <w:rPr>
+          <w:rFonts w:hint="eastAsia"/>
+          <w:bCs/>
+          <w:iCs/>
+          <w:position w:val="-6"/>
+          <w:sz w:val="21"/>
+          <w:szCs w:val="21"/>
+        </w:rPr>
+        <w:t>●</w:t>
+      </w:r>
+      <w:r>
+        <w:rPr>
+          <w:bCs/>
+          <w:iCs/>
+          <w:position w:val="-6"/>
+          <w:sz w:val="21"/>
+          <w:szCs w:val="21"/>
+        </w:rPr>
+        <w:t xml:space="preserve"> </w:t>
+      </w:r>
+      <w:bookmarkEnd w:id="1"/>
+      <w:r>
+        <w:rPr>
+          <w:bCs/>
+          <w:iCs/>
+          <w:position w:val="-6"/>
+          <w:sz w:val="21"/>
+          <w:szCs w:val="21"/>
+        </w:rPr>
+        <w:t xml:space="preserve">    Acted as a liaison between students and parents, effectively communicating progress and addressing client concerns to ensure satisfaction.</w:t>
+      </w:r>
     </w:p>
     <w:p>
       <w:pPr>
-        <w:spacing w:before="0"/>
-        <w:ind w:left="422" w:right="0" w:firstLine="0"/>
-        <w:jc w:val="left"/>
-        <w:rPr>
-          <w:sz w:val="21"/>
-        </w:rPr>
-      </w:pPr>
-      <w:r>
-        <w:rPr>
-          <w:sz w:val="21"/>
-        </w:rPr>
-        <w:t>Freelancer</w:t>
-      </w:r>
-      <w:r>
-        <w:rPr>
-          <w:spacing w:val="-12"/>
-          <w:sz w:val="21"/>
-        </w:rPr>
-        <w:t xml:space="preserve"> </w:t>
-      </w:r>
-      <w:r>
-        <w:rPr>
-          <w:sz w:val="21"/>
-        </w:rPr>
-        <w:t>AI</w:t>
-      </w:r>
-      <w:r>
-        <w:rPr>
-          <w:spacing w:val="-12"/>
-          <w:sz w:val="21"/>
-        </w:rPr>
-        <w:t xml:space="preserve"> </w:t>
-      </w:r>
-      <w:r>
-        <w:rPr>
-          <w:sz w:val="21"/>
-        </w:rPr>
-        <w:t>Trainer</w:t>
-      </w:r>
-      <w:r>
-        <w:rPr>
-          <w:spacing w:val="-12"/>
-          <w:sz w:val="21"/>
-        </w:rPr>
-        <w:t xml:space="preserve"> </w:t>
-      </w:r>
-      <w:r>
-        <w:rPr>
-          <w:sz w:val="21"/>
-        </w:rPr>
-        <w:t>|</w:t>
-      </w:r>
-      <w:r>
-        <w:rPr>
-          <w:spacing w:val="-12"/>
-          <w:sz w:val="21"/>
-        </w:rPr>
-        <w:t xml:space="preserve"> </w:t>
-      </w:r>
-      <w:r>
-        <w:rPr>
-          <w:sz w:val="21"/>
-        </w:rPr>
-        <w:t>LDP</w:t>
-      </w:r>
-      <w:r>
-        <w:rPr>
-          <w:spacing w:val="-12"/>
-          <w:sz w:val="21"/>
-        </w:rPr>
-        <w:t xml:space="preserve"> </w:t>
-      </w:r>
-      <w:r>
-        <w:rPr>
-          <w:sz w:val="21"/>
-        </w:rPr>
-        <w:t>AI</w:t>
-      </w:r>
-      <w:r>
-        <w:rPr>
-          <w:spacing w:val="-12"/>
-          <w:sz w:val="21"/>
-        </w:rPr>
-        <w:t xml:space="preserve"> </w:t>
-      </w:r>
-      <w:r>
-        <w:rPr>
-          <w:sz w:val="21"/>
-        </w:rPr>
-        <w:t>|</w:t>
-      </w:r>
-      <w:r>
-        <w:rPr>
-          <w:spacing w:val="-12"/>
-          <w:sz w:val="21"/>
-        </w:rPr>
-        <w:t xml:space="preserve"> </w:t>
-      </w:r>
-      <w:r>
-        <w:rPr>
-          <w:sz w:val="21"/>
-        </w:rPr>
-        <w:t>Online(Remote)</w:t>
-      </w:r>
-      <w:r>
-        <w:rPr>
-          <w:spacing w:val="-12"/>
-          <w:sz w:val="21"/>
-        </w:rPr>
-        <w:t xml:space="preserve"> </w:t>
-      </w:r>
-      <w:r>
-        <w:rPr>
-          <w:sz w:val="21"/>
-        </w:rPr>
-        <w:t>|</w:t>
-      </w:r>
-      <w:r>
-        <w:rPr>
-          <w:spacing w:val="-11"/>
-          <w:sz w:val="21"/>
-        </w:rPr>
-        <w:t xml:space="preserve"> </w:t>
-      </w:r>
-      <w:r>
-        <w:rPr>
-          <w:sz w:val="21"/>
-        </w:rPr>
-        <w:t>Sep</w:t>
-      </w:r>
-      <w:r>
-        <w:rPr>
-          <w:spacing w:val="-12"/>
-          <w:sz w:val="21"/>
-        </w:rPr>
-        <w:t xml:space="preserve"> </w:t>
-      </w:r>
-      <w:r>
-        <w:rPr>
-          <w:sz w:val="21"/>
-        </w:rPr>
-        <w:t>2024</w:t>
-      </w:r>
-      <w:r>
-        <w:rPr>
-          <w:spacing w:val="-10"/>
-          <w:sz w:val="21"/>
-        </w:rPr>
-        <w:t xml:space="preserve"> </w:t>
-      </w:r>
-      <w:r>
-        <w:rPr>
-          <w:sz w:val="21"/>
-        </w:rPr>
-        <w:t>–</w:t>
-      </w:r>
-      <w:r>
-        <w:rPr>
-          <w:spacing w:val="-6"/>
-          <w:sz w:val="21"/>
-        </w:rPr>
-        <w:t xml:space="preserve"> </w:t>
-      </w:r>
-      <w:r>
-        <w:rPr>
-          <w:sz w:val="21"/>
-        </w:rPr>
-        <w:t>Jan</w:t>
-      </w:r>
-      <w:r>
-        <w:rPr>
-          <w:spacing w:val="-7"/>
-          <w:sz w:val="21"/>
-        </w:rPr>
-        <w:t xml:space="preserve"> </w:t>
-      </w:r>
-      <w:r>
-        <w:rPr>
-          <w:spacing w:val="-4"/>
-          <w:sz w:val="21"/>
-        </w:rPr>
-        <w:t>2026</w:t>
-      </w:r>
+        <w:tabs>
+          <w:tab w:val="left" w:pos="3438"/>
+        </w:tabs>
+        <w:spacing w:before="67" w:line="349" w:lineRule="exact"/>
+        <w:rPr>
+          <w:rFonts w:eastAsiaTheme="minorEastAsia"/>
+          <w:bCs/>
+          <w:iCs/>
+          <w:position w:val="-6"/>
+          <w:sz w:val="21"/>
+          <w:szCs w:val="21"/>
+          <w:lang w:eastAsia="zh-CN"/>
+        </w:rPr>
+      </w:pPr>
     </w:p>
     <w:p>
       <w:pPr>
-        <w:pStyle w:val="14"/>
-        <w:numPr>
-          <w:ilvl w:val="0"/>
-          <w:numId w:val="1"/>
-        </w:numPr>
         <w:tabs>
-          <w:tab w:val="left" w:pos="542"/>
+          <w:tab w:val="left" w:pos="3438"/>
         </w:tabs>
-        <w:spacing w:before="156" w:after="0" w:line="240" w:lineRule="auto"/>
-        <w:ind w:left="542" w:right="0" w:hanging="403"/>
-        <w:jc w:val="left"/>
-        <w:rPr>
-          <w:rFonts w:ascii="MS Gothic" w:hAnsi="MS Gothic"/>
-          <w:sz w:val="21"/>
-        </w:rPr>
-      </w:pPr>
-      <w:r>
-        <w:rPr>
-          <w:sz w:val="21"/>
-        </w:rPr>
-        <w:t>Use</w:t>
-      </w:r>
-      <w:r>
-        <w:rPr>
-          <w:spacing w:val="-14"/>
-          <w:sz w:val="21"/>
-        </w:rPr>
-        <w:t xml:space="preserve"> </w:t>
-      </w:r>
-      <w:r>
-        <w:rPr>
-          <w:sz w:val="21"/>
-        </w:rPr>
-        <w:t>my</w:t>
-      </w:r>
-      <w:r>
-        <w:rPr>
-          <w:spacing w:val="-12"/>
-          <w:sz w:val="21"/>
-        </w:rPr>
-        <w:t xml:space="preserve"> </w:t>
-      </w:r>
-      <w:r>
-        <w:rPr>
-          <w:sz w:val="21"/>
-        </w:rPr>
-        <w:t>voice</w:t>
-      </w:r>
-      <w:r>
-        <w:rPr>
-          <w:spacing w:val="-12"/>
-          <w:sz w:val="21"/>
-        </w:rPr>
-        <w:t xml:space="preserve"> </w:t>
-      </w:r>
-      <w:r>
-        <w:rPr>
-          <w:sz w:val="21"/>
-        </w:rPr>
-        <w:t>to</w:t>
-      </w:r>
-      <w:r>
-        <w:rPr>
-          <w:spacing w:val="-12"/>
-          <w:sz w:val="21"/>
-        </w:rPr>
-        <w:t xml:space="preserve"> </w:t>
-      </w:r>
-      <w:r>
-        <w:rPr>
-          <w:sz w:val="21"/>
-        </w:rPr>
-        <w:t>train</w:t>
-      </w:r>
-      <w:r>
-        <w:rPr>
-          <w:spacing w:val="-12"/>
-          <w:sz w:val="21"/>
-        </w:rPr>
-        <w:t xml:space="preserve"> </w:t>
-      </w:r>
-      <w:r>
-        <w:rPr>
-          <w:sz w:val="21"/>
-        </w:rPr>
-        <w:t>new</w:t>
-      </w:r>
-      <w:r>
-        <w:rPr>
-          <w:spacing w:val="-12"/>
-          <w:sz w:val="21"/>
-        </w:rPr>
-        <w:t xml:space="preserve"> </w:t>
-      </w:r>
-      <w:r>
-        <w:rPr>
-          <w:sz w:val="21"/>
-        </w:rPr>
-        <w:t>AI</w:t>
-      </w:r>
-      <w:r>
-        <w:rPr>
-          <w:spacing w:val="-7"/>
-          <w:sz w:val="21"/>
-        </w:rPr>
-        <w:t xml:space="preserve"> </w:t>
-      </w:r>
-      <w:r>
-        <w:rPr>
-          <w:sz w:val="21"/>
-        </w:rPr>
-        <w:t>model</w:t>
-      </w:r>
-      <w:r>
-        <w:rPr>
-          <w:spacing w:val="-8"/>
-          <w:sz w:val="21"/>
-        </w:rPr>
-        <w:t xml:space="preserve"> </w:t>
-      </w:r>
-      <w:r>
-        <w:rPr>
-          <w:sz w:val="21"/>
-        </w:rPr>
-        <w:t>to</w:t>
-      </w:r>
-      <w:r>
-        <w:rPr>
-          <w:spacing w:val="-15"/>
-          <w:sz w:val="21"/>
-        </w:rPr>
-        <w:t xml:space="preserve"> </w:t>
-      </w:r>
-      <w:r>
-        <w:rPr>
-          <w:sz w:val="21"/>
-        </w:rPr>
-        <w:t>enhance</w:t>
-      </w:r>
-      <w:r>
-        <w:rPr>
-          <w:spacing w:val="-7"/>
-          <w:sz w:val="21"/>
-        </w:rPr>
-        <w:t xml:space="preserve"> </w:t>
-      </w:r>
-      <w:r>
-        <w:rPr>
-          <w:sz w:val="21"/>
-        </w:rPr>
-        <w:t>their</w:t>
-      </w:r>
-      <w:r>
-        <w:rPr>
-          <w:spacing w:val="-16"/>
-          <w:sz w:val="21"/>
-        </w:rPr>
-        <w:t xml:space="preserve"> </w:t>
-      </w:r>
-      <w:r>
-        <w:rPr>
-          <w:sz w:val="21"/>
-        </w:rPr>
-        <w:t>ability</w:t>
-      </w:r>
-      <w:r>
-        <w:rPr>
-          <w:spacing w:val="-2"/>
-          <w:sz w:val="21"/>
-        </w:rPr>
-        <w:t xml:space="preserve"> </w:t>
-      </w:r>
-      <w:r>
-        <w:rPr>
-          <w:sz w:val="21"/>
-        </w:rPr>
-        <w:t>to</w:t>
-      </w:r>
-      <w:r>
-        <w:rPr>
-          <w:spacing w:val="-11"/>
-          <w:sz w:val="21"/>
-        </w:rPr>
-        <w:t xml:space="preserve"> </w:t>
-      </w:r>
-      <w:r>
-        <w:rPr>
-          <w:sz w:val="21"/>
-        </w:rPr>
-        <w:t>understand</w:t>
-      </w:r>
-      <w:r>
-        <w:rPr>
-          <w:spacing w:val="-14"/>
-          <w:sz w:val="21"/>
-        </w:rPr>
-        <w:t xml:space="preserve"> </w:t>
-      </w:r>
-      <w:r>
-        <w:rPr>
-          <w:sz w:val="21"/>
-        </w:rPr>
-        <w:t>voice</w:t>
-      </w:r>
-      <w:r>
-        <w:rPr>
-          <w:spacing w:val="-19"/>
-          <w:sz w:val="21"/>
-        </w:rPr>
-        <w:t xml:space="preserve"> </w:t>
-      </w:r>
-      <w:r>
-        <w:rPr>
-          <w:spacing w:val="-2"/>
-          <w:sz w:val="21"/>
-        </w:rPr>
-        <w:t>command</w:t>
+        <w:spacing w:before="67" w:line="349" w:lineRule="exact"/>
+        <w:ind w:firstLine="422" w:firstLineChars="200"/>
+        <w:rPr>
+          <w:rFonts w:hint="default" w:eastAsiaTheme="minorEastAsia"/>
+          <w:b/>
+          <w:bCs w:val="0"/>
+          <w:iCs/>
+          <w:position w:val="-6"/>
+          <w:sz w:val="21"/>
+          <w:szCs w:val="21"/>
+          <w:lang w:val="en-US" w:eastAsia="zh-CN"/>
+        </w:rPr>
+      </w:pPr>
+      <w:r>
+        <w:rPr>
+          <w:rFonts w:hint="eastAsia" w:eastAsiaTheme="minorEastAsia"/>
+          <w:b/>
+          <w:bCs w:val="0"/>
+          <w:iCs/>
+          <w:position w:val="-6"/>
+          <w:sz w:val="21"/>
+          <w:szCs w:val="21"/>
+          <w:lang w:eastAsia="zh-CN"/>
+        </w:rPr>
+        <w:t>Freelancer AI Trainer | LDP AI | Online(Remote) |</w:t>
+      </w:r>
+      <w:r>
+        <w:rPr>
+          <w:rFonts w:hint="eastAsia" w:eastAsiaTheme="minorEastAsia"/>
+          <w:b/>
+          <w:bCs w:val="0"/>
+          <w:iCs/>
+          <w:position w:val="-6"/>
+          <w:sz w:val="21"/>
+          <w:szCs w:val="21"/>
+          <w:lang w:val="en-US" w:eastAsia="zh-CN"/>
+        </w:rPr>
+        <w:t xml:space="preserve">Part-time </w:t>
+      </w:r>
+      <w:r>
+        <w:rPr>
+          <w:rFonts w:hint="eastAsia" w:eastAsiaTheme="minorEastAsia"/>
+          <w:b/>
+          <w:bCs w:val="0"/>
+          <w:iCs/>
+          <w:position w:val="-6"/>
+          <w:sz w:val="21"/>
+          <w:szCs w:val="21"/>
+          <w:lang w:eastAsia="zh-CN"/>
+        </w:rPr>
+        <w:t>|</w:t>
+      </w:r>
+      <w:r>
+        <w:rPr>
+          <w:rFonts w:hint="eastAsia" w:eastAsiaTheme="minorEastAsia"/>
+          <w:b/>
+          <w:bCs w:val="0"/>
+          <w:iCs/>
+          <w:position w:val="-6"/>
+          <w:sz w:val="21"/>
+          <w:szCs w:val="21"/>
+          <w:lang w:val="en-US" w:eastAsia="zh-CN"/>
+        </w:rPr>
+        <w:t xml:space="preserve"> </w:t>
+      </w:r>
+      <w:r>
+        <w:rPr>
+          <w:rFonts w:hint="eastAsia" w:eastAsiaTheme="minorEastAsia"/>
+          <w:b/>
+          <w:bCs w:val="0"/>
+          <w:iCs/>
+          <w:position w:val="-6"/>
+          <w:sz w:val="21"/>
+          <w:szCs w:val="21"/>
+          <w:lang w:eastAsia="zh-CN"/>
+        </w:rPr>
+        <w:t xml:space="preserve">Sep 2024 </w:t>
+      </w:r>
+      <w:r>
+        <w:rPr>
+          <w:rFonts w:eastAsiaTheme="minorEastAsia"/>
+          <w:b/>
+          <w:bCs w:val="0"/>
+          <w:iCs/>
+          <w:position w:val="-6"/>
+          <w:sz w:val="21"/>
+          <w:szCs w:val="21"/>
+          <w:lang w:eastAsia="zh-CN"/>
+        </w:rPr>
+        <w:t>–</w:t>
+      </w:r>
+      <w:r>
+        <w:rPr>
+          <w:rFonts w:hint="eastAsia" w:eastAsiaTheme="minorEastAsia"/>
+          <w:b/>
+          <w:bCs w:val="0"/>
+          <w:iCs/>
+          <w:position w:val="-6"/>
+          <w:sz w:val="21"/>
+          <w:szCs w:val="21"/>
+          <w:lang w:eastAsia="zh-CN"/>
+        </w:rPr>
+        <w:t xml:space="preserve"> </w:t>
+      </w:r>
+      <w:r>
+        <w:rPr>
+          <w:rFonts w:hint="eastAsia" w:eastAsiaTheme="minorEastAsia"/>
+          <w:b/>
+          <w:bCs w:val="0"/>
+          <w:iCs/>
+          <w:position w:val="-6"/>
+          <w:sz w:val="21"/>
+          <w:szCs w:val="21"/>
+          <w:lang w:val="en-US" w:eastAsia="zh-CN"/>
+        </w:rPr>
+        <w:t xml:space="preserve"> Now</w:t>
       </w:r>
     </w:p>
     <w:p>
       <w:pPr>
-        <w:pStyle w:val="14"/>
-        <w:numPr>
-          <w:ilvl w:val="0"/>
-          <w:numId w:val="1"/>
-        </w:numPr>
         <w:tabs>
-          <w:tab w:val="left" w:pos="542"/>
+          <w:tab w:val="left" w:pos="3438"/>
         </w:tabs>
-        <w:spacing w:before="144" w:after="0" w:line="240" w:lineRule="auto"/>
-        <w:ind w:left="542" w:right="0" w:hanging="403"/>
-        <w:jc w:val="left"/>
-        <w:rPr>
-          <w:rFonts w:ascii="MS Gothic" w:hAnsi="MS Gothic"/>
-          <w:sz w:val="21"/>
-        </w:rPr>
-      </w:pPr>
-      <w:r>
-        <w:rPr>
-          <w:spacing w:val="-2"/>
-          <w:sz w:val="21"/>
-        </w:rPr>
-        <w:t>Use</w:t>
-      </w:r>
-      <w:r>
-        <w:rPr>
-          <w:spacing w:val="-11"/>
-          <w:sz w:val="21"/>
-        </w:rPr>
-        <w:t xml:space="preserve"> </w:t>
-      </w:r>
-      <w:r>
-        <w:rPr>
-          <w:spacing w:val="-2"/>
-          <w:sz w:val="21"/>
-        </w:rPr>
-        <w:t>my</w:t>
-      </w:r>
-      <w:r>
-        <w:rPr>
-          <w:spacing w:val="2"/>
-          <w:sz w:val="21"/>
-        </w:rPr>
-        <w:t xml:space="preserve"> </w:t>
-      </w:r>
-      <w:r>
-        <w:rPr>
-          <w:spacing w:val="-2"/>
-          <w:sz w:val="21"/>
-        </w:rPr>
-        <w:t>mobile</w:t>
-      </w:r>
-      <w:r>
-        <w:rPr>
-          <w:spacing w:val="-8"/>
-          <w:sz w:val="21"/>
-        </w:rPr>
-        <w:t xml:space="preserve"> </w:t>
-      </w:r>
-      <w:r>
-        <w:rPr>
-          <w:spacing w:val="-2"/>
-          <w:sz w:val="21"/>
-        </w:rPr>
-        <w:t>app</w:t>
-      </w:r>
-      <w:r>
-        <w:rPr>
-          <w:spacing w:val="-5"/>
-          <w:sz w:val="21"/>
-        </w:rPr>
-        <w:t xml:space="preserve"> </w:t>
-      </w:r>
-      <w:r>
-        <w:rPr>
-          <w:spacing w:val="-2"/>
-          <w:sz w:val="21"/>
-        </w:rPr>
-        <w:t>experience</w:t>
-      </w:r>
-      <w:r>
-        <w:rPr>
-          <w:spacing w:val="3"/>
-          <w:sz w:val="21"/>
-        </w:rPr>
-        <w:t xml:space="preserve"> </w:t>
-      </w:r>
-      <w:r>
-        <w:rPr>
-          <w:spacing w:val="-2"/>
-          <w:sz w:val="21"/>
-        </w:rPr>
-        <w:t>in</w:t>
-      </w:r>
-      <w:r>
-        <w:rPr>
-          <w:spacing w:val="-10"/>
-          <w:sz w:val="21"/>
-        </w:rPr>
-        <w:t xml:space="preserve"> </w:t>
-      </w:r>
-      <w:r>
-        <w:rPr>
-          <w:spacing w:val="-2"/>
-          <w:sz w:val="21"/>
-        </w:rPr>
-        <w:t>university to</w:t>
-      </w:r>
-      <w:r>
-        <w:rPr>
-          <w:spacing w:val="-10"/>
-          <w:sz w:val="21"/>
-        </w:rPr>
-        <w:t xml:space="preserve"> </w:t>
-      </w:r>
-      <w:r>
-        <w:rPr>
-          <w:spacing w:val="-2"/>
-          <w:sz w:val="21"/>
-        </w:rPr>
-        <w:t>set up</w:t>
-      </w:r>
-      <w:r>
-        <w:rPr>
-          <w:spacing w:val="-4"/>
-          <w:sz w:val="21"/>
-        </w:rPr>
-        <w:t xml:space="preserve"> </w:t>
-      </w:r>
-      <w:r>
-        <w:rPr>
-          <w:spacing w:val="-2"/>
-          <w:sz w:val="21"/>
-        </w:rPr>
-        <w:t>the</w:t>
-      </w:r>
-      <w:r>
-        <w:rPr>
-          <w:spacing w:val="-4"/>
-          <w:sz w:val="21"/>
-        </w:rPr>
-        <w:t xml:space="preserve"> </w:t>
-      </w:r>
-      <w:r>
-        <w:rPr>
-          <w:spacing w:val="-2"/>
-          <w:sz w:val="21"/>
-        </w:rPr>
-        <w:t>navigation</w:t>
-      </w:r>
-      <w:r>
-        <w:rPr>
-          <w:spacing w:val="-3"/>
-          <w:sz w:val="21"/>
-        </w:rPr>
-        <w:t xml:space="preserve"> </w:t>
-      </w:r>
-      <w:r>
-        <w:rPr>
-          <w:spacing w:val="-2"/>
-          <w:sz w:val="21"/>
-        </w:rPr>
-        <w:t>and</w:t>
-      </w:r>
-      <w:r>
-        <w:rPr>
-          <w:spacing w:val="-4"/>
-          <w:sz w:val="21"/>
-        </w:rPr>
-        <w:t xml:space="preserve"> </w:t>
-      </w:r>
-      <w:r>
-        <w:rPr>
-          <w:spacing w:val="-2"/>
-          <w:sz w:val="21"/>
-        </w:rPr>
-        <w:t>map</w:t>
-      </w:r>
-      <w:r>
-        <w:rPr>
-          <w:spacing w:val="-5"/>
-          <w:sz w:val="21"/>
-        </w:rPr>
-        <w:t xml:space="preserve"> </w:t>
-      </w:r>
-      <w:r>
-        <w:rPr>
-          <w:spacing w:val="-2"/>
-          <w:sz w:val="21"/>
-        </w:rPr>
-        <w:t>functions</w:t>
-      </w:r>
-      <w:r>
-        <w:rPr>
-          <w:spacing w:val="-4"/>
-          <w:sz w:val="21"/>
-        </w:rPr>
-        <w:t xml:space="preserve"> </w:t>
-      </w:r>
-      <w:r>
-        <w:rPr>
-          <w:spacing w:val="-2"/>
-          <w:sz w:val="21"/>
-        </w:rPr>
-        <w:t>for</w:t>
-      </w:r>
-      <w:r>
-        <w:rPr>
-          <w:spacing w:val="-5"/>
-          <w:sz w:val="21"/>
-        </w:rPr>
-        <w:t xml:space="preserve"> </w:t>
-      </w:r>
-      <w:r>
-        <w:rPr>
-          <w:spacing w:val="-2"/>
-          <w:sz w:val="21"/>
-        </w:rPr>
-        <w:t>the</w:t>
-      </w:r>
-      <w:r>
-        <w:rPr>
-          <w:spacing w:val="-4"/>
-          <w:sz w:val="21"/>
-        </w:rPr>
-        <w:t xml:space="preserve"> </w:t>
-      </w:r>
-      <w:r>
-        <w:rPr>
-          <w:spacing w:val="-2"/>
-          <w:sz w:val="21"/>
-        </w:rPr>
-        <w:t>AI</w:t>
-      </w:r>
-      <w:r>
-        <w:rPr>
-          <w:spacing w:val="-4"/>
-          <w:sz w:val="21"/>
-        </w:rPr>
-        <w:t xml:space="preserve"> </w:t>
-      </w:r>
-      <w:r>
-        <w:rPr>
-          <w:spacing w:val="-2"/>
-          <w:sz w:val="21"/>
-        </w:rPr>
-        <w:t>model</w:t>
+        <w:spacing w:before="67" w:line="349" w:lineRule="exact"/>
+        <w:ind w:left="139"/>
+        <w:rPr>
+          <w:rFonts w:eastAsiaTheme="minorEastAsia"/>
+          <w:bCs/>
+          <w:iCs/>
+          <w:position w:val="-6"/>
+          <w:sz w:val="21"/>
+          <w:szCs w:val="21"/>
+          <w:lang w:eastAsia="zh-CN"/>
+        </w:rPr>
+      </w:pPr>
+      <w:r>
+        <w:rPr>
+          <w:rFonts w:hint="eastAsia"/>
+          <w:bCs/>
+          <w:iCs/>
+          <w:position w:val="-6"/>
+          <w:sz w:val="21"/>
+          <w:szCs w:val="21"/>
+        </w:rPr>
+        <w:t>●</w:t>
+      </w:r>
+      <w:r>
+        <w:rPr>
+          <w:rFonts w:hint="eastAsia" w:eastAsiaTheme="minorEastAsia"/>
+          <w:bCs/>
+          <w:iCs/>
+          <w:position w:val="-6"/>
+          <w:sz w:val="21"/>
+          <w:szCs w:val="21"/>
+          <w:lang w:eastAsia="zh-CN"/>
+        </w:rPr>
+        <w:t xml:space="preserve">    Use my voice to train new AI model to enhance their ability to understand voice command</w:t>
       </w:r>
     </w:p>
     <w:p>
       <w:pPr>
-        <w:pStyle w:val="10"/>
-        <w:rPr>
-          <w:sz w:val="21"/>
-        </w:rPr>
-      </w:pPr>
+        <w:tabs>
+          <w:tab w:val="left" w:pos="3438"/>
+        </w:tabs>
+        <w:spacing w:before="67" w:line="349" w:lineRule="exact"/>
+        <w:ind w:left="139"/>
+        <w:rPr>
+          <w:rFonts w:eastAsiaTheme="minorEastAsia"/>
+          <w:bCs/>
+          <w:iCs/>
+          <w:position w:val="-6"/>
+          <w:sz w:val="21"/>
+          <w:szCs w:val="21"/>
+          <w:lang w:eastAsia="zh-CN"/>
+        </w:rPr>
+      </w:pPr>
+      <w:r>
+        <w:rPr>
+          <w:rFonts w:hint="eastAsia"/>
+          <w:bCs/>
+          <w:iCs/>
+          <w:position w:val="-6"/>
+          <w:sz w:val="21"/>
+          <w:szCs w:val="21"/>
+        </w:rPr>
+        <w:t>●</w:t>
+      </w:r>
+      <w:r>
+        <w:rPr>
+          <w:rFonts w:hint="eastAsia" w:eastAsiaTheme="minorEastAsia"/>
+          <w:bCs/>
+          <w:iCs/>
+          <w:position w:val="-6"/>
+          <w:sz w:val="21"/>
+          <w:szCs w:val="21"/>
+          <w:lang w:eastAsia="zh-CN"/>
+        </w:rPr>
+        <w:t xml:space="preserve">    Use my mobile app experience in university to set up the navigation and map functions for the AI model</w:t>
+      </w:r>
     </w:p>
     <w:p>
       <w:pPr>
-        <w:pStyle w:val="10"/>
-        <w:spacing w:before="92"/>
-        <w:rPr>
-          <w:sz w:val="21"/>
+        <w:tabs>
+          <w:tab w:val="left" w:pos="3438"/>
+        </w:tabs>
+        <w:spacing w:before="67" w:line="349" w:lineRule="exact"/>
+        <w:rPr>
+          <w:rFonts w:eastAsiaTheme="minorEastAsia"/>
+          <w:bCs/>
+          <w:iCs/>
+          <w:position w:val="-6"/>
+          <w:sz w:val="21"/>
+          <w:szCs w:val="21"/>
+          <w:lang w:eastAsia="zh-CN"/>
         </w:rPr>
       </w:pPr>
     </w:p>
     <w:p>
       <w:pPr>
-        <w:spacing w:before="0"/>
-        <w:ind w:left="139" w:right="0" w:firstLine="0"/>
-        <w:jc w:val="left"/>
-        <w:rPr>
-          <w:sz w:val="21"/>
-        </w:rPr>
-      </w:pPr>
-      <w:r>
-        <w:rPr>
-          <w:sz w:val="21"/>
-        </w:rPr>
-        <w:t>Motorhome</w:t>
-      </w:r>
-      <w:r>
-        <w:rPr>
-          <w:spacing w:val="-12"/>
-          <w:sz w:val="21"/>
-        </w:rPr>
-        <w:t xml:space="preserve"> </w:t>
-      </w:r>
-      <w:r>
-        <w:rPr>
-          <w:sz w:val="21"/>
-        </w:rPr>
-        <w:t>Repairman</w:t>
-      </w:r>
-      <w:r>
-        <w:rPr>
-          <w:spacing w:val="-12"/>
-          <w:sz w:val="21"/>
-        </w:rPr>
-        <w:t xml:space="preserve"> </w:t>
-      </w:r>
-      <w:r>
-        <w:rPr>
-          <w:sz w:val="21"/>
-        </w:rPr>
-        <w:t>&amp;</w:t>
-      </w:r>
-      <w:r>
-        <w:rPr>
-          <w:spacing w:val="-9"/>
-          <w:sz w:val="21"/>
-        </w:rPr>
-        <w:t xml:space="preserve"> </w:t>
-      </w:r>
-      <w:r>
-        <w:rPr>
-          <w:sz w:val="21"/>
-        </w:rPr>
-        <w:t>Sales</w:t>
-      </w:r>
-      <w:r>
-        <w:rPr>
-          <w:spacing w:val="-9"/>
-          <w:sz w:val="21"/>
-        </w:rPr>
-        <w:t xml:space="preserve"> </w:t>
-      </w:r>
-      <w:r>
-        <w:rPr>
-          <w:sz w:val="21"/>
-        </w:rPr>
-        <w:t>Representative</w:t>
-      </w:r>
-      <w:r>
-        <w:rPr>
-          <w:spacing w:val="-6"/>
-          <w:sz w:val="21"/>
-        </w:rPr>
-        <w:t xml:space="preserve"> </w:t>
-      </w:r>
-      <w:r>
-        <w:rPr>
-          <w:sz w:val="21"/>
-        </w:rPr>
-        <w:t>|</w:t>
-      </w:r>
-      <w:r>
-        <w:rPr>
-          <w:spacing w:val="-5"/>
-          <w:sz w:val="21"/>
-        </w:rPr>
-        <w:t xml:space="preserve"> </w:t>
-      </w:r>
-      <w:r>
-        <w:rPr>
-          <w:sz w:val="21"/>
-        </w:rPr>
-        <w:t>Golden</w:t>
-      </w:r>
-      <w:r>
-        <w:rPr>
-          <w:spacing w:val="-14"/>
-          <w:sz w:val="21"/>
-        </w:rPr>
-        <w:t xml:space="preserve"> </w:t>
-      </w:r>
-      <w:r>
-        <w:rPr>
-          <w:sz w:val="21"/>
-        </w:rPr>
-        <w:t>Finger</w:t>
-      </w:r>
-      <w:r>
-        <w:rPr>
-          <w:spacing w:val="-9"/>
-          <w:sz w:val="21"/>
-        </w:rPr>
-        <w:t xml:space="preserve"> </w:t>
-      </w:r>
-      <w:r>
-        <w:rPr>
-          <w:sz w:val="21"/>
-        </w:rPr>
-        <w:t>Caravans</w:t>
-      </w:r>
-      <w:r>
-        <w:rPr>
-          <w:spacing w:val="-9"/>
-          <w:sz w:val="21"/>
-        </w:rPr>
-        <w:t xml:space="preserve"> </w:t>
-      </w:r>
-      <w:r>
-        <w:rPr>
-          <w:sz w:val="21"/>
-        </w:rPr>
-        <w:t>|</w:t>
-      </w:r>
-      <w:r>
-        <w:rPr>
-          <w:spacing w:val="-9"/>
-          <w:sz w:val="21"/>
-        </w:rPr>
-        <w:t xml:space="preserve"> </w:t>
-      </w:r>
-      <w:r>
-        <w:rPr>
-          <w:sz w:val="21"/>
-        </w:rPr>
-        <w:t>Melbourne</w:t>
-      </w:r>
-      <w:r>
-        <w:rPr>
-          <w:spacing w:val="-8"/>
-          <w:sz w:val="21"/>
-        </w:rPr>
-        <w:t xml:space="preserve"> </w:t>
-      </w:r>
-      <w:r>
-        <w:rPr>
-          <w:sz w:val="21"/>
-        </w:rPr>
-        <w:t>|</w:t>
-      </w:r>
-      <w:r>
-        <w:rPr>
-          <w:spacing w:val="-12"/>
-          <w:sz w:val="21"/>
-        </w:rPr>
-        <w:t xml:space="preserve"> </w:t>
-      </w:r>
-      <w:r>
-        <w:rPr>
-          <w:sz w:val="21"/>
-        </w:rPr>
-        <w:t>May</w:t>
-      </w:r>
-      <w:r>
-        <w:rPr>
-          <w:spacing w:val="-7"/>
-          <w:sz w:val="21"/>
-        </w:rPr>
-        <w:t xml:space="preserve"> </w:t>
-      </w:r>
-      <w:r>
-        <w:rPr>
-          <w:sz w:val="21"/>
-        </w:rPr>
-        <w:t>2026</w:t>
-      </w:r>
-      <w:r>
-        <w:rPr>
-          <w:spacing w:val="30"/>
-          <w:sz w:val="21"/>
-        </w:rPr>
-        <w:t xml:space="preserve"> </w:t>
-      </w:r>
-      <w:r>
-        <w:rPr>
-          <w:sz w:val="21"/>
+        <w:tabs>
+          <w:tab w:val="left" w:pos="3438"/>
+        </w:tabs>
+        <w:spacing w:before="67" w:line="349" w:lineRule="exact"/>
+        <w:ind w:firstLine="422" w:firstLineChars="200"/>
+        <w:rPr>
+          <w:rFonts w:eastAsiaTheme="minorEastAsia"/>
+          <w:b/>
+          <w:bCs w:val="0"/>
+          <w:iCs/>
+          <w:position w:val="-6"/>
+          <w:sz w:val="21"/>
+          <w:szCs w:val="21"/>
+          <w:lang w:eastAsia="zh-CN"/>
+        </w:rPr>
+      </w:pPr>
+      <w:r>
+        <w:rPr>
+          <w:rFonts w:hint="eastAsia" w:eastAsiaTheme="minorEastAsia"/>
+          <w:b/>
+          <w:bCs w:val="0"/>
+          <w:iCs/>
+          <w:position w:val="-6"/>
+          <w:sz w:val="21"/>
+          <w:szCs w:val="21"/>
+          <w:lang w:eastAsia="zh-CN"/>
+        </w:rPr>
+        <w:t>Python Tutor | Play AI |Melbourne |</w:t>
+      </w:r>
+      <w:r>
+        <w:rPr>
+          <w:rFonts w:hint="eastAsia" w:eastAsiaTheme="minorEastAsia"/>
+          <w:b/>
+          <w:bCs w:val="0"/>
+          <w:iCs/>
+          <w:position w:val="-6"/>
+          <w:sz w:val="21"/>
+          <w:szCs w:val="21"/>
+          <w:lang w:val="en-US" w:eastAsia="zh-CN"/>
+        </w:rPr>
+        <w:t xml:space="preserve"> </w:t>
+      </w:r>
+      <w:r>
+        <w:rPr>
+          <w:rFonts w:hint="eastAsia" w:eastAsiaTheme="minorEastAsia"/>
+          <w:b/>
+          <w:bCs w:val="0"/>
+          <w:iCs/>
+          <w:position w:val="-6"/>
+          <w:sz w:val="21"/>
+          <w:szCs w:val="21"/>
+          <w:lang w:eastAsia="zh-CN"/>
+        </w:rPr>
+        <w:t xml:space="preserve">May 2026 </w:t>
+      </w:r>
+      <w:r>
+        <w:rPr>
+          <w:rFonts w:eastAsiaTheme="minorEastAsia"/>
+          <w:b/>
+          <w:bCs w:val="0"/>
+          <w:iCs/>
+          <w:position w:val="-6"/>
+          <w:sz w:val="21"/>
+          <w:szCs w:val="21"/>
+          <w:lang w:eastAsia="zh-CN"/>
         </w:rPr>
         <w:t>–</w:t>
       </w:r>
       <w:r>
         <w:rPr>
-          <w:spacing w:val="36"/>
-          <w:sz w:val="21"/>
-        </w:rPr>
-        <w:t xml:space="preserve"> </w:t>
-      </w:r>
-      <w:r>
-        <w:rPr>
-          <w:spacing w:val="-5"/>
-          <w:sz w:val="21"/>
-        </w:rPr>
-        <w:t>now</w:t>
+          <w:rFonts w:hint="eastAsia" w:eastAsiaTheme="minorEastAsia"/>
+          <w:b/>
+          <w:bCs w:val="0"/>
+          <w:iCs/>
+          <w:position w:val="-6"/>
+          <w:sz w:val="21"/>
+          <w:szCs w:val="21"/>
+          <w:lang w:eastAsia="zh-CN"/>
+        </w:rPr>
+        <w:t xml:space="preserve"> Now</w:t>
       </w:r>
     </w:p>
     <w:p>
       <w:pPr>
-        <w:pStyle w:val="14"/>
-        <w:numPr>
-          <w:ilvl w:val="0"/>
-          <w:numId w:val="1"/>
-        </w:numPr>
         <w:tabs>
-          <w:tab w:val="left" w:pos="542"/>
+          <w:tab w:val="left" w:pos="3438"/>
         </w:tabs>
-        <w:spacing w:before="85" w:after="0" w:line="240" w:lineRule="auto"/>
-        <w:ind w:left="542" w:right="0" w:hanging="403"/>
-        <w:jc w:val="left"/>
-        <w:rPr>
-          <w:rFonts w:ascii="MS Gothic" w:hAnsi="MS Gothic"/>
-          <w:sz w:val="21"/>
-        </w:rPr>
-      </w:pPr>
-      <w:r>
-        <w:rPr>
-          <w:sz w:val="21"/>
-        </w:rPr>
-        <w:t>Use</w:t>
-      </w:r>
-      <w:r>
-        <w:rPr>
-          <w:spacing w:val="-14"/>
-          <w:sz w:val="21"/>
-        </w:rPr>
-        <w:t xml:space="preserve"> </w:t>
-      </w:r>
-      <w:r>
-        <w:rPr>
-          <w:sz w:val="21"/>
-        </w:rPr>
-        <w:t>my</w:t>
-      </w:r>
-      <w:r>
-        <w:rPr>
-          <w:spacing w:val="-12"/>
-          <w:sz w:val="21"/>
-        </w:rPr>
-        <w:t xml:space="preserve"> </w:t>
-      </w:r>
-      <w:r>
-        <w:rPr>
-          <w:sz w:val="21"/>
-        </w:rPr>
-        <w:t>professional</w:t>
-      </w:r>
-      <w:r>
-        <w:rPr>
-          <w:spacing w:val="-12"/>
-          <w:sz w:val="21"/>
-        </w:rPr>
-        <w:t xml:space="preserve"> </w:t>
-      </w:r>
-      <w:r>
-        <w:rPr>
-          <w:sz w:val="21"/>
-        </w:rPr>
-        <w:t>knowledge</w:t>
-      </w:r>
-      <w:r>
-        <w:rPr>
-          <w:spacing w:val="-12"/>
-          <w:sz w:val="21"/>
-        </w:rPr>
-        <w:t xml:space="preserve"> </w:t>
-      </w:r>
-      <w:r>
-        <w:rPr>
-          <w:sz w:val="21"/>
-        </w:rPr>
-        <w:t>with</w:t>
-      </w:r>
-      <w:r>
-        <w:rPr>
-          <w:spacing w:val="-12"/>
-          <w:sz w:val="21"/>
-        </w:rPr>
-        <w:t xml:space="preserve"> </w:t>
-      </w:r>
-      <w:r>
-        <w:rPr>
-          <w:sz w:val="21"/>
-        </w:rPr>
-        <w:t>different</w:t>
-      </w:r>
-      <w:r>
-        <w:rPr>
-          <w:spacing w:val="-9"/>
-          <w:sz w:val="21"/>
-        </w:rPr>
-        <w:t xml:space="preserve"> </w:t>
-      </w:r>
-      <w:r>
-        <w:rPr>
-          <w:sz w:val="21"/>
-        </w:rPr>
-        <w:t>tools</w:t>
-      </w:r>
-      <w:r>
-        <w:rPr>
-          <w:spacing w:val="-16"/>
-          <w:sz w:val="21"/>
-        </w:rPr>
-        <w:t xml:space="preserve"> </w:t>
-      </w:r>
-      <w:r>
-        <w:rPr>
-          <w:sz w:val="21"/>
-        </w:rPr>
-        <w:t>to</w:t>
-      </w:r>
-      <w:r>
-        <w:rPr>
-          <w:spacing w:val="-11"/>
-          <w:sz w:val="21"/>
-        </w:rPr>
-        <w:t xml:space="preserve"> </w:t>
-      </w:r>
-      <w:r>
-        <w:rPr>
-          <w:sz w:val="21"/>
-        </w:rPr>
-        <w:t>repair</w:t>
-      </w:r>
-      <w:r>
-        <w:rPr>
-          <w:spacing w:val="-12"/>
-          <w:sz w:val="21"/>
-        </w:rPr>
-        <w:t xml:space="preserve"> </w:t>
-      </w:r>
-      <w:r>
-        <w:rPr>
-          <w:sz w:val="21"/>
-        </w:rPr>
-        <w:t>motorhome’s</w:t>
-      </w:r>
-      <w:r>
-        <w:rPr>
-          <w:spacing w:val="-10"/>
-          <w:sz w:val="21"/>
-        </w:rPr>
-        <w:t xml:space="preserve"> </w:t>
-      </w:r>
-      <w:r>
-        <w:rPr>
-          <w:sz w:val="21"/>
-        </w:rPr>
-        <w:t>wheel,</w:t>
-      </w:r>
-      <w:r>
-        <w:rPr>
-          <w:spacing w:val="-11"/>
-          <w:sz w:val="21"/>
-        </w:rPr>
-        <w:t xml:space="preserve"> </w:t>
-      </w:r>
-      <w:r>
-        <w:rPr>
-          <w:sz w:val="21"/>
-        </w:rPr>
-        <w:t>ladders,</w:t>
-      </w:r>
-      <w:r>
-        <w:rPr>
-          <w:spacing w:val="-10"/>
-          <w:sz w:val="21"/>
-        </w:rPr>
-        <w:t xml:space="preserve"> </w:t>
-      </w:r>
-      <w:r>
-        <w:rPr>
-          <w:sz w:val="21"/>
-        </w:rPr>
-        <w:t>tank</w:t>
-      </w:r>
-      <w:r>
-        <w:rPr>
-          <w:spacing w:val="-10"/>
-          <w:sz w:val="21"/>
-        </w:rPr>
-        <w:t xml:space="preserve"> </w:t>
-      </w:r>
-      <w:r>
-        <w:rPr>
-          <w:sz w:val="21"/>
-        </w:rPr>
-        <w:t>and</w:t>
-      </w:r>
-      <w:r>
-        <w:rPr>
-          <w:spacing w:val="-10"/>
-          <w:sz w:val="21"/>
-        </w:rPr>
-        <w:t xml:space="preserve"> </w:t>
-      </w:r>
-      <w:r>
-        <w:rPr>
-          <w:spacing w:val="-2"/>
-          <w:sz w:val="21"/>
-        </w:rPr>
-        <w:t>furniture.</w:t>
+        <w:spacing w:before="67" w:line="349" w:lineRule="exact"/>
+        <w:ind w:left="139"/>
+        <w:rPr>
+          <w:rFonts w:eastAsiaTheme="minorEastAsia"/>
+          <w:bCs/>
+          <w:iCs/>
+          <w:position w:val="-6"/>
+          <w:sz w:val="21"/>
+          <w:szCs w:val="21"/>
+          <w:lang w:eastAsia="zh-CN"/>
+        </w:rPr>
+      </w:pPr>
+      <w:r>
+        <w:rPr>
+          <w:rFonts w:hint="eastAsia"/>
+          <w:bCs/>
+          <w:iCs/>
+          <w:position w:val="-6"/>
+          <w:sz w:val="21"/>
+          <w:szCs w:val="21"/>
+        </w:rPr>
+        <w:t>●</w:t>
+      </w:r>
+      <w:r>
+        <w:rPr>
+          <w:rFonts w:hint="eastAsia" w:eastAsiaTheme="minorEastAsia"/>
+          <w:bCs/>
+          <w:iCs/>
+          <w:position w:val="-6"/>
+          <w:sz w:val="21"/>
+          <w:szCs w:val="21"/>
+          <w:lang w:eastAsia="zh-CN"/>
+        </w:rPr>
+        <w:t xml:space="preserve">    Use my professional Python and 3D modelling knowledge to teach students from age 8 - 22</w:t>
       </w:r>
     </w:p>
     <w:p>
       <w:pPr>
-        <w:pStyle w:val="14"/>
-        <w:numPr>
-          <w:ilvl w:val="0"/>
-          <w:numId w:val="1"/>
-        </w:numPr>
         <w:tabs>
-          <w:tab w:val="left" w:pos="542"/>
+          <w:tab w:val="left" w:pos="3438"/>
         </w:tabs>
-        <w:spacing w:before="28" w:after="0" w:line="240" w:lineRule="auto"/>
-        <w:ind w:left="542" w:right="0" w:hanging="403"/>
-        <w:jc w:val="left"/>
-        <w:rPr>
-          <w:rFonts w:ascii="MS Gothic" w:hAnsi="MS Gothic"/>
-          <w:sz w:val="21"/>
-        </w:rPr>
-      </w:pPr>
-      <w:r>
-        <w:rPr>
-          <w:sz w:val="21"/>
-        </w:rPr>
-        <w:t>Use</w:t>
-      </w:r>
-      <w:r>
-        <w:rPr>
-          <w:spacing w:val="-14"/>
-          <w:sz w:val="21"/>
-        </w:rPr>
-        <w:t xml:space="preserve"> </w:t>
-      </w:r>
-      <w:r>
-        <w:rPr>
-          <w:sz w:val="21"/>
-        </w:rPr>
-        <w:t>my</w:t>
-      </w:r>
-      <w:r>
-        <w:rPr>
-          <w:spacing w:val="-12"/>
-          <w:sz w:val="21"/>
-        </w:rPr>
-        <w:t xml:space="preserve"> </w:t>
-      </w:r>
-      <w:r>
-        <w:rPr>
-          <w:sz w:val="21"/>
-        </w:rPr>
-        <w:t>professional</w:t>
-      </w:r>
-      <w:r>
-        <w:rPr>
-          <w:spacing w:val="-12"/>
-          <w:sz w:val="21"/>
-        </w:rPr>
-        <w:t xml:space="preserve"> </w:t>
-      </w:r>
-      <w:r>
-        <w:rPr>
-          <w:sz w:val="21"/>
-        </w:rPr>
-        <w:t>sales</w:t>
-      </w:r>
-      <w:r>
-        <w:rPr>
-          <w:spacing w:val="-12"/>
-          <w:sz w:val="21"/>
-        </w:rPr>
-        <w:t xml:space="preserve"> </w:t>
-      </w:r>
-      <w:r>
-        <w:rPr>
-          <w:sz w:val="21"/>
-        </w:rPr>
-        <w:t>skills</w:t>
-      </w:r>
-      <w:r>
-        <w:rPr>
-          <w:spacing w:val="-12"/>
-          <w:sz w:val="21"/>
-        </w:rPr>
-        <w:t xml:space="preserve"> </w:t>
-      </w:r>
-      <w:r>
-        <w:rPr>
-          <w:sz w:val="21"/>
-        </w:rPr>
-        <w:t>to</w:t>
-      </w:r>
-      <w:r>
-        <w:rPr>
-          <w:spacing w:val="-12"/>
-          <w:sz w:val="21"/>
-        </w:rPr>
-        <w:t xml:space="preserve"> </w:t>
-      </w:r>
-      <w:r>
-        <w:rPr>
-          <w:sz w:val="21"/>
-        </w:rPr>
-        <w:t>recommend</w:t>
-      </w:r>
-      <w:r>
-        <w:rPr>
-          <w:spacing w:val="-12"/>
-          <w:sz w:val="21"/>
-        </w:rPr>
-        <w:t xml:space="preserve"> </w:t>
-      </w:r>
-      <w:r>
-        <w:rPr>
-          <w:sz w:val="21"/>
-        </w:rPr>
-        <w:t>our</w:t>
-      </w:r>
-      <w:r>
-        <w:rPr>
-          <w:spacing w:val="-11"/>
-          <w:sz w:val="21"/>
-        </w:rPr>
-        <w:t xml:space="preserve"> </w:t>
-      </w:r>
-      <w:r>
-        <w:rPr>
-          <w:sz w:val="21"/>
-        </w:rPr>
-        <w:t>products</w:t>
-      </w:r>
-      <w:r>
-        <w:rPr>
-          <w:spacing w:val="-12"/>
-          <w:sz w:val="21"/>
-        </w:rPr>
-        <w:t xml:space="preserve"> </w:t>
-      </w:r>
-      <w:r>
-        <w:rPr>
-          <w:sz w:val="21"/>
-        </w:rPr>
-        <w:t>to</w:t>
-      </w:r>
-      <w:r>
-        <w:rPr>
-          <w:spacing w:val="-12"/>
-          <w:sz w:val="21"/>
-        </w:rPr>
-        <w:t xml:space="preserve"> </w:t>
-      </w:r>
-      <w:r>
-        <w:rPr>
-          <w:sz w:val="21"/>
-        </w:rPr>
-        <w:t>customers</w:t>
-      </w:r>
-      <w:r>
-        <w:rPr>
-          <w:spacing w:val="-12"/>
-          <w:sz w:val="21"/>
-        </w:rPr>
-        <w:t xml:space="preserve"> </w:t>
-      </w:r>
-      <w:r>
-        <w:rPr>
-          <w:sz w:val="21"/>
-        </w:rPr>
-        <w:t>and</w:t>
-      </w:r>
-      <w:r>
-        <w:rPr>
-          <w:spacing w:val="-11"/>
-          <w:sz w:val="21"/>
-        </w:rPr>
-        <w:t xml:space="preserve"> </w:t>
-      </w:r>
-      <w:r>
-        <w:rPr>
-          <w:sz w:val="21"/>
-        </w:rPr>
-        <w:t>offering</w:t>
-      </w:r>
-      <w:r>
-        <w:rPr>
-          <w:spacing w:val="-9"/>
-          <w:sz w:val="21"/>
-        </w:rPr>
-        <w:t xml:space="preserve"> </w:t>
-      </w:r>
-      <w:r>
-        <w:rPr>
-          <w:sz w:val="21"/>
-        </w:rPr>
-        <w:t>amazing</w:t>
-      </w:r>
-      <w:r>
-        <w:rPr>
-          <w:spacing w:val="-8"/>
-          <w:sz w:val="21"/>
-        </w:rPr>
-        <w:t xml:space="preserve"> </w:t>
-      </w:r>
-      <w:r>
-        <w:rPr>
-          <w:spacing w:val="-2"/>
-          <w:sz w:val="21"/>
-        </w:rPr>
-        <w:t>service.</w:t>
+        <w:spacing w:before="67" w:line="349" w:lineRule="exact"/>
+        <w:ind w:left="139"/>
+        <w:rPr>
+          <w:rFonts w:hint="eastAsia" w:eastAsiaTheme="minorEastAsia"/>
+          <w:bCs/>
+          <w:iCs/>
+          <w:position w:val="-6"/>
+          <w:sz w:val="21"/>
+          <w:szCs w:val="21"/>
+          <w:lang w:eastAsia="zh-CN"/>
+        </w:rPr>
+      </w:pPr>
+      <w:r>
+        <w:rPr>
+          <w:rFonts w:hint="eastAsia"/>
+          <w:bCs/>
+          <w:iCs/>
+          <w:position w:val="-6"/>
+          <w:sz w:val="21"/>
+          <w:szCs w:val="21"/>
+        </w:rPr>
+        <w:t>●</w:t>
+      </w:r>
+      <w:r>
+        <w:rPr>
+          <w:rFonts w:hint="eastAsia" w:eastAsiaTheme="minorEastAsia"/>
+          <w:bCs/>
+          <w:iCs/>
+          <w:position w:val="-6"/>
+          <w:sz w:val="21"/>
+          <w:szCs w:val="21"/>
+          <w:lang w:eastAsia="zh-CN"/>
+        </w:rPr>
+        <w:t xml:space="preserve">    Use my game development experience to guide students between 14 - 22 to complete their game competition projects.</w:t>
       </w:r>
     </w:p>
     <w:p>
       <w:pPr>
-        <w:pStyle w:val="10"/>
-        <w:rPr>
-          <w:sz w:val="21"/>
+        <w:tabs>
+          <w:tab w:val="left" w:pos="3438"/>
+        </w:tabs>
+        <w:spacing w:before="67" w:line="349" w:lineRule="exact"/>
+        <w:ind w:left="139"/>
+        <w:rPr>
+          <w:rFonts w:hint="eastAsia" w:eastAsiaTheme="minorEastAsia"/>
+          <w:bCs/>
+          <w:iCs/>
+          <w:position w:val="-6"/>
+          <w:sz w:val="21"/>
+          <w:szCs w:val="21"/>
+          <w:lang w:eastAsia="zh-CN"/>
         </w:rPr>
       </w:pPr>
     </w:p>
     <w:p>
       <w:pPr>
-        <w:pStyle w:val="10"/>
-        <w:rPr>
-          <w:sz w:val="21"/>
-        </w:rPr>
-      </w:pPr>
+        <w:tabs>
+          <w:tab w:val="left" w:pos="3438"/>
+        </w:tabs>
+        <w:spacing w:before="67" w:line="349" w:lineRule="exact"/>
+        <w:ind w:firstLine="422" w:firstLineChars="200"/>
+        <w:rPr>
+          <w:rFonts w:eastAsiaTheme="minorEastAsia"/>
+          <w:b/>
+          <w:bCs w:val="0"/>
+          <w:iCs/>
+          <w:position w:val="-6"/>
+          <w:sz w:val="21"/>
+          <w:szCs w:val="21"/>
+          <w:lang w:eastAsia="zh-CN"/>
+        </w:rPr>
+      </w:pPr>
+      <w:r>
+        <w:rPr>
+          <w:rFonts w:hint="eastAsia" w:eastAsiaTheme="minorEastAsia"/>
+          <w:b/>
+          <w:bCs w:val="0"/>
+          <w:iCs/>
+          <w:position w:val="-6"/>
+          <w:sz w:val="21"/>
+          <w:szCs w:val="21"/>
+          <w:lang w:val="en-US" w:eastAsia="zh-CN"/>
+        </w:rPr>
+        <w:t>Full-time Courrier</w:t>
+      </w:r>
+      <w:r>
+        <w:rPr>
+          <w:rFonts w:hint="eastAsia" w:eastAsiaTheme="minorEastAsia"/>
+          <w:b/>
+          <w:bCs w:val="0"/>
+          <w:iCs/>
+          <w:position w:val="-6"/>
+          <w:sz w:val="21"/>
+          <w:szCs w:val="21"/>
+          <w:lang w:eastAsia="zh-CN"/>
+        </w:rPr>
+        <w:t xml:space="preserve"> | </w:t>
+      </w:r>
+      <w:r>
+        <w:rPr>
+          <w:rFonts w:hint="eastAsia" w:eastAsiaTheme="minorEastAsia"/>
+          <w:b/>
+          <w:bCs w:val="0"/>
+          <w:iCs/>
+          <w:position w:val="-6"/>
+          <w:sz w:val="21"/>
+          <w:szCs w:val="21"/>
+          <w:lang w:val="en-US" w:eastAsia="zh-CN"/>
+        </w:rPr>
+        <w:t>Uber</w:t>
+      </w:r>
+      <w:r>
+        <w:rPr>
+          <w:rFonts w:hint="eastAsia" w:eastAsiaTheme="minorEastAsia"/>
+          <w:b/>
+          <w:bCs w:val="0"/>
+          <w:iCs/>
+          <w:position w:val="-6"/>
+          <w:sz w:val="21"/>
+          <w:szCs w:val="21"/>
+          <w:lang w:eastAsia="zh-CN"/>
+        </w:rPr>
+        <w:t xml:space="preserve"> |Melbourne</w:t>
+      </w:r>
+      <w:r>
+        <w:rPr>
+          <w:rFonts w:hint="eastAsia" w:eastAsiaTheme="minorEastAsia"/>
+          <w:b/>
+          <w:bCs w:val="0"/>
+          <w:iCs/>
+          <w:position w:val="-6"/>
+          <w:sz w:val="21"/>
+          <w:szCs w:val="21"/>
+          <w:lang w:val="en-US" w:eastAsia="zh-CN"/>
+        </w:rPr>
+        <w:t>/Online</w:t>
+      </w:r>
+      <w:r>
+        <w:rPr>
+          <w:rFonts w:hint="eastAsia" w:eastAsiaTheme="minorEastAsia"/>
+          <w:b/>
+          <w:bCs w:val="0"/>
+          <w:iCs/>
+          <w:position w:val="-6"/>
+          <w:sz w:val="21"/>
+          <w:szCs w:val="21"/>
+          <w:lang w:eastAsia="zh-CN"/>
+        </w:rPr>
+        <w:t xml:space="preserve"> | </w:t>
+      </w:r>
+      <w:r>
+        <w:rPr>
+          <w:rFonts w:hint="eastAsia" w:eastAsiaTheme="minorEastAsia"/>
+          <w:b/>
+          <w:bCs w:val="0"/>
+          <w:iCs/>
+          <w:position w:val="-6"/>
+          <w:sz w:val="21"/>
+          <w:szCs w:val="21"/>
+          <w:lang w:val="en-US" w:eastAsia="zh-CN"/>
+        </w:rPr>
+        <w:t>Sept</w:t>
+      </w:r>
+      <w:r>
+        <w:rPr>
+          <w:rFonts w:hint="eastAsia" w:eastAsiaTheme="minorEastAsia"/>
+          <w:b/>
+          <w:bCs w:val="0"/>
+          <w:iCs/>
+          <w:position w:val="-6"/>
+          <w:sz w:val="21"/>
+          <w:szCs w:val="21"/>
+          <w:lang w:eastAsia="zh-CN"/>
+        </w:rPr>
+        <w:t xml:space="preserve"> 2026 </w:t>
+      </w:r>
+      <w:r>
+        <w:rPr>
+          <w:rFonts w:eastAsiaTheme="minorEastAsia"/>
+          <w:b/>
+          <w:bCs w:val="0"/>
+          <w:iCs/>
+          <w:position w:val="-6"/>
+          <w:sz w:val="21"/>
+          <w:szCs w:val="21"/>
+          <w:lang w:eastAsia="zh-CN"/>
+        </w:rPr>
+        <w:t>–</w:t>
+      </w:r>
+      <w:r>
+        <w:rPr>
+          <w:rFonts w:hint="eastAsia" w:eastAsiaTheme="minorEastAsia"/>
+          <w:b/>
+          <w:bCs w:val="0"/>
+          <w:iCs/>
+          <w:position w:val="-6"/>
+          <w:sz w:val="21"/>
+          <w:szCs w:val="21"/>
+          <w:lang w:eastAsia="zh-CN"/>
+        </w:rPr>
+        <w:t xml:space="preserve"> Now</w:t>
+      </w:r>
     </w:p>
     <w:p>
       <w:pPr>
-        <w:pStyle w:val="10"/>
-        <w:spacing w:before="187"/>
-        <w:rPr>
-          <w:sz w:val="21"/>
-        </w:rPr>
-      </w:pPr>
+        <w:tabs>
+          <w:tab w:val="left" w:pos="3438"/>
+        </w:tabs>
+        <w:spacing w:before="67" w:line="349" w:lineRule="exact"/>
+        <w:ind w:left="139"/>
+        <w:rPr>
+          <w:rFonts w:hint="eastAsia" w:eastAsiaTheme="minorEastAsia"/>
+          <w:bCs/>
+          <w:iCs/>
+          <w:position w:val="-6"/>
+          <w:sz w:val="21"/>
+          <w:szCs w:val="21"/>
+          <w:lang w:val="en-US" w:eastAsia="zh-CN"/>
+        </w:rPr>
+      </w:pPr>
+      <w:r>
+        <w:rPr>
+          <w:rFonts w:hint="eastAsia"/>
+          <w:bCs/>
+          <w:iCs/>
+          <w:position w:val="-6"/>
+          <w:sz w:val="21"/>
+          <w:szCs w:val="21"/>
+        </w:rPr>
+        <w:t>●</w:t>
+      </w:r>
+      <w:r>
+        <w:rPr>
+          <w:rFonts w:hint="eastAsia" w:eastAsiaTheme="minorEastAsia"/>
+          <w:bCs/>
+          <w:iCs/>
+          <w:position w:val="-6"/>
+          <w:sz w:val="21"/>
+          <w:szCs w:val="21"/>
+          <w:lang w:eastAsia="zh-CN"/>
+        </w:rPr>
+        <w:t xml:space="preserve">    </w:t>
+      </w:r>
+      <w:r>
+        <w:rPr>
+          <w:rFonts w:hint="eastAsia" w:eastAsiaTheme="minorEastAsia"/>
+          <w:bCs/>
+          <w:iCs/>
+          <w:position w:val="-6"/>
+          <w:sz w:val="21"/>
+          <w:szCs w:val="21"/>
+          <w:lang w:val="en-US" w:eastAsia="zh-CN"/>
+        </w:rPr>
+        <w:t>Food Delivery</w:t>
+      </w:r>
     </w:p>
     <w:p>
       <w:pPr>
-        <w:spacing w:before="0"/>
-        <w:ind w:left="422" w:right="0" w:firstLine="0"/>
-        <w:jc w:val="left"/>
-        <w:rPr>
-          <w:sz w:val="21"/>
-        </w:rPr>
-      </w:pPr>
-      <w:r>
-        <w:rPr>
-          <w:sz w:val="21"/>
-        </w:rPr>
-        <w:t>Python</w:t>
-      </w:r>
-      <w:r>
-        <w:rPr>
-          <w:spacing w:val="-3"/>
-          <w:sz w:val="21"/>
-        </w:rPr>
-        <w:t xml:space="preserve"> </w:t>
-      </w:r>
-      <w:r>
-        <w:rPr>
-          <w:sz w:val="21"/>
-        </w:rPr>
-        <w:t>Tutor</w:t>
-      </w:r>
-      <w:r>
-        <w:rPr>
-          <w:spacing w:val="-4"/>
-          <w:sz w:val="21"/>
-        </w:rPr>
-        <w:t xml:space="preserve"> </w:t>
-      </w:r>
-      <w:r>
-        <w:rPr>
-          <w:sz w:val="21"/>
-        </w:rPr>
-        <w:t>|</w:t>
-      </w:r>
-      <w:r>
-        <w:rPr>
-          <w:spacing w:val="-3"/>
-          <w:sz w:val="21"/>
-        </w:rPr>
-        <w:t xml:space="preserve"> </w:t>
-      </w:r>
-      <w:r>
-        <w:rPr>
-          <w:sz w:val="21"/>
-        </w:rPr>
-        <w:t>Play</w:t>
-      </w:r>
-      <w:r>
-        <w:rPr>
-          <w:spacing w:val="-7"/>
-          <w:sz w:val="21"/>
-        </w:rPr>
-        <w:t xml:space="preserve"> </w:t>
-      </w:r>
-      <w:r>
-        <w:rPr>
-          <w:sz w:val="21"/>
-        </w:rPr>
-        <w:t>AI</w:t>
-      </w:r>
-      <w:r>
-        <w:rPr>
-          <w:spacing w:val="-2"/>
-          <w:sz w:val="21"/>
-        </w:rPr>
-        <w:t xml:space="preserve"> </w:t>
-      </w:r>
-      <w:r>
-        <w:rPr>
-          <w:sz w:val="21"/>
-        </w:rPr>
-        <w:t>|Melbourne</w:t>
-      </w:r>
-      <w:r>
-        <w:rPr>
-          <w:spacing w:val="-2"/>
-          <w:sz w:val="21"/>
-        </w:rPr>
-        <w:t xml:space="preserve"> </w:t>
-      </w:r>
-      <w:r>
-        <w:rPr>
-          <w:sz w:val="21"/>
-        </w:rPr>
-        <w:t>|</w:t>
-      </w:r>
-      <w:r>
-        <w:rPr>
-          <w:spacing w:val="-8"/>
-          <w:sz w:val="21"/>
-        </w:rPr>
-        <w:t xml:space="preserve"> </w:t>
-      </w:r>
-      <w:r>
-        <w:rPr>
-          <w:sz w:val="21"/>
-        </w:rPr>
-        <w:t>May</w:t>
-      </w:r>
-      <w:r>
-        <w:rPr>
-          <w:spacing w:val="-2"/>
-          <w:sz w:val="21"/>
-        </w:rPr>
-        <w:t xml:space="preserve"> </w:t>
-      </w:r>
-      <w:r>
-        <w:rPr>
-          <w:sz w:val="21"/>
-        </w:rPr>
-        <w:t>2026</w:t>
-      </w:r>
-      <w:r>
-        <w:rPr>
-          <w:spacing w:val="-1"/>
-          <w:sz w:val="21"/>
-        </w:rPr>
-        <w:t xml:space="preserve"> </w:t>
-      </w:r>
-      <w:r>
-        <w:rPr>
-          <w:sz w:val="21"/>
-        </w:rPr>
-        <w:t>–</w:t>
-      </w:r>
-      <w:r>
-        <w:rPr>
-          <w:spacing w:val="-2"/>
-          <w:sz w:val="21"/>
-        </w:rPr>
-        <w:t xml:space="preserve"> </w:t>
-      </w:r>
-      <w:r>
-        <w:rPr>
-          <w:spacing w:val="-5"/>
-          <w:sz w:val="21"/>
-        </w:rPr>
-        <w:t>Now</w:t>
-      </w:r>
+        <w:pStyle w:val="4"/>
+        <w:rPr>
+          <w:spacing w:val="-2"/>
+        </w:rPr>
+      </w:pPr>
     </w:p>
     <w:p>
       <w:pPr>
-        <w:pStyle w:val="14"/>
-        <w:numPr>
-          <w:ilvl w:val="0"/>
-          <w:numId w:val="1"/>
-        </w:numPr>
-        <w:tabs>
-          <w:tab w:val="left" w:pos="541"/>
-        </w:tabs>
-        <w:spacing w:before="77" w:after="0" w:line="240" w:lineRule="auto"/>
-        <w:ind w:left="541" w:right="0" w:hanging="402"/>
-        <w:jc w:val="left"/>
-        <w:rPr>
-          <w:rFonts w:ascii="Yu Gothic UI" w:hAnsi="Yu Gothic UI"/>
-          <w:sz w:val="21"/>
-        </w:rPr>
-      </w:pPr>
-      <w:r>
-        <w:rPr>
-          <w:sz w:val="21"/>
-        </w:rPr>
-        <w:t>Use</w:t>
-      </w:r>
-      <w:r>
-        <w:rPr>
-          <w:spacing w:val="-6"/>
-          <w:sz w:val="21"/>
-        </w:rPr>
-        <w:t xml:space="preserve"> </w:t>
-      </w:r>
-      <w:r>
-        <w:rPr>
-          <w:sz w:val="21"/>
-        </w:rPr>
-        <w:t>my</w:t>
-      </w:r>
-      <w:r>
-        <w:rPr>
-          <w:spacing w:val="-4"/>
-          <w:sz w:val="21"/>
-        </w:rPr>
-        <w:t xml:space="preserve"> </w:t>
-      </w:r>
-      <w:r>
-        <w:rPr>
-          <w:sz w:val="21"/>
-        </w:rPr>
-        <w:t>professional</w:t>
-      </w:r>
-      <w:r>
-        <w:rPr>
-          <w:spacing w:val="-4"/>
-          <w:sz w:val="21"/>
-        </w:rPr>
-        <w:t xml:space="preserve"> </w:t>
-      </w:r>
-      <w:r>
-        <w:rPr>
-          <w:sz w:val="21"/>
-        </w:rPr>
-        <w:t>Python</w:t>
-      </w:r>
-      <w:r>
-        <w:rPr>
-          <w:spacing w:val="-4"/>
-          <w:sz w:val="21"/>
-        </w:rPr>
-        <w:t xml:space="preserve"> </w:t>
-      </w:r>
-      <w:r>
-        <w:rPr>
-          <w:sz w:val="21"/>
-        </w:rPr>
-        <w:t>and</w:t>
-      </w:r>
-      <w:r>
-        <w:rPr>
-          <w:spacing w:val="-4"/>
-          <w:sz w:val="21"/>
-        </w:rPr>
-        <w:t xml:space="preserve"> </w:t>
-      </w:r>
-      <w:r>
-        <w:rPr>
-          <w:sz w:val="21"/>
-        </w:rPr>
-        <w:t>3D</w:t>
-      </w:r>
-      <w:r>
-        <w:rPr>
-          <w:spacing w:val="-4"/>
-          <w:sz w:val="21"/>
-        </w:rPr>
-        <w:t xml:space="preserve"> </w:t>
-      </w:r>
-      <w:r>
-        <w:rPr>
-          <w:sz w:val="21"/>
-        </w:rPr>
-        <w:t>modelling</w:t>
-      </w:r>
-      <w:r>
-        <w:rPr>
-          <w:spacing w:val="-8"/>
-          <w:sz w:val="21"/>
-        </w:rPr>
-        <w:t xml:space="preserve"> </w:t>
-      </w:r>
-      <w:r>
-        <w:rPr>
-          <w:sz w:val="21"/>
-        </w:rPr>
-        <w:t>knowledge</w:t>
-      </w:r>
-      <w:r>
-        <w:rPr>
-          <w:spacing w:val="-4"/>
-          <w:sz w:val="21"/>
-        </w:rPr>
-        <w:t xml:space="preserve"> </w:t>
-      </w:r>
-      <w:r>
-        <w:rPr>
-          <w:sz w:val="21"/>
-        </w:rPr>
-        <w:t>to</w:t>
-      </w:r>
-      <w:r>
-        <w:rPr>
-          <w:spacing w:val="-10"/>
-          <w:sz w:val="21"/>
-        </w:rPr>
-        <w:t xml:space="preserve"> </w:t>
-      </w:r>
-      <w:r>
-        <w:rPr>
-          <w:sz w:val="21"/>
-        </w:rPr>
-        <w:t>teach</w:t>
-      </w:r>
-      <w:r>
-        <w:rPr>
-          <w:spacing w:val="-4"/>
-          <w:sz w:val="21"/>
-        </w:rPr>
-        <w:t xml:space="preserve"> </w:t>
-      </w:r>
-      <w:r>
-        <w:rPr>
-          <w:sz w:val="21"/>
-        </w:rPr>
-        <w:t>students</w:t>
-      </w:r>
-      <w:r>
-        <w:rPr>
-          <w:spacing w:val="-4"/>
-          <w:sz w:val="21"/>
-        </w:rPr>
-        <w:t xml:space="preserve"> </w:t>
-      </w:r>
-      <w:r>
-        <w:rPr>
-          <w:sz w:val="21"/>
-        </w:rPr>
-        <w:t>from</w:t>
-      </w:r>
-      <w:r>
-        <w:rPr>
-          <w:spacing w:val="-5"/>
-          <w:sz w:val="21"/>
-        </w:rPr>
-        <w:t xml:space="preserve"> </w:t>
-      </w:r>
-      <w:r>
-        <w:rPr>
-          <w:sz w:val="21"/>
-        </w:rPr>
-        <w:t>age</w:t>
-      </w:r>
-      <w:r>
-        <w:rPr>
-          <w:spacing w:val="-4"/>
-          <w:sz w:val="21"/>
-        </w:rPr>
-        <w:t xml:space="preserve"> </w:t>
-      </w:r>
-      <w:r>
-        <w:rPr>
-          <w:sz w:val="21"/>
-        </w:rPr>
-        <w:t>8</w:t>
-      </w:r>
-      <w:r>
-        <w:rPr>
-          <w:spacing w:val="-1"/>
-          <w:sz w:val="21"/>
-        </w:rPr>
-        <w:t xml:space="preserve"> </w:t>
-      </w:r>
-      <w:r>
-        <w:rPr>
-          <w:sz w:val="21"/>
-        </w:rPr>
-        <w:t>-</w:t>
-      </w:r>
-      <w:r>
-        <w:rPr>
-          <w:spacing w:val="-5"/>
-          <w:sz w:val="21"/>
-        </w:rPr>
-        <w:t xml:space="preserve"> 22</w:t>
-      </w:r>
+        <w:pStyle w:val="4"/>
+        <w:rPr>
+          <w:spacing w:val="-2"/>
+        </w:rPr>
+      </w:pPr>
     </w:p>
     <w:p>
       <w:pPr>
-        <w:pStyle w:val="14"/>
-        <w:numPr>
-          <w:ilvl w:val="0"/>
-          <w:numId w:val="1"/>
-        </w:numPr>
-        <w:tabs>
-          <w:tab w:val="left" w:pos="541"/>
-        </w:tabs>
-        <w:spacing w:before="33" w:after="0" w:line="240" w:lineRule="auto"/>
-        <w:ind w:left="541" w:right="0" w:hanging="402"/>
-        <w:jc w:val="left"/>
-        <w:rPr>
-          <w:rFonts w:ascii="Yu Gothic UI" w:hAnsi="Yu Gothic UI"/>
-          <w:sz w:val="21"/>
-        </w:rPr>
-      </w:pPr>
-      <w:r>
-        <w:rPr>
-          <w:sz w:val="21"/>
-        </w:rPr>
-        <w:t>Use</w:t>
-      </w:r>
-      <w:r>
-        <w:rPr>
-          <w:spacing w:val="-6"/>
-          <w:sz w:val="21"/>
-        </w:rPr>
-        <w:t xml:space="preserve"> </w:t>
-      </w:r>
-      <w:r>
-        <w:rPr>
-          <w:sz w:val="21"/>
-        </w:rPr>
-        <w:t>my</w:t>
-      </w:r>
-      <w:r>
-        <w:rPr>
-          <w:spacing w:val="-7"/>
-          <w:sz w:val="21"/>
-        </w:rPr>
-        <w:t xml:space="preserve"> </w:t>
-      </w:r>
-      <w:r>
-        <w:rPr>
-          <w:sz w:val="21"/>
-        </w:rPr>
-        <w:t>game</w:t>
-      </w:r>
-      <w:r>
-        <w:rPr>
-          <w:spacing w:val="-4"/>
-          <w:sz w:val="21"/>
-        </w:rPr>
-        <w:t xml:space="preserve"> </w:t>
-      </w:r>
-      <w:r>
-        <w:rPr>
-          <w:sz w:val="21"/>
-        </w:rPr>
-        <w:t>development</w:t>
-      </w:r>
-      <w:r>
-        <w:rPr>
-          <w:spacing w:val="-7"/>
-          <w:sz w:val="21"/>
-        </w:rPr>
-        <w:t xml:space="preserve"> </w:t>
-      </w:r>
-      <w:r>
-        <w:rPr>
-          <w:sz w:val="21"/>
-        </w:rPr>
-        <w:t>experience</w:t>
-      </w:r>
-      <w:r>
-        <w:rPr>
-          <w:spacing w:val="-4"/>
-          <w:sz w:val="21"/>
-        </w:rPr>
-        <w:t xml:space="preserve"> </w:t>
-      </w:r>
-      <w:r>
-        <w:rPr>
-          <w:sz w:val="21"/>
-        </w:rPr>
-        <w:t>to</w:t>
-      </w:r>
-      <w:r>
-        <w:rPr>
-          <w:spacing w:val="-9"/>
-          <w:sz w:val="21"/>
-        </w:rPr>
-        <w:t xml:space="preserve"> </w:t>
-      </w:r>
-      <w:r>
-        <w:rPr>
-          <w:sz w:val="21"/>
-        </w:rPr>
-        <w:t>guide</w:t>
-      </w:r>
-      <w:r>
-        <w:rPr>
-          <w:spacing w:val="-3"/>
-          <w:sz w:val="21"/>
-        </w:rPr>
-        <w:t xml:space="preserve"> </w:t>
-      </w:r>
-      <w:r>
-        <w:rPr>
-          <w:sz w:val="21"/>
-        </w:rPr>
-        <w:t>students</w:t>
-      </w:r>
-      <w:r>
-        <w:rPr>
-          <w:spacing w:val="-5"/>
-          <w:sz w:val="21"/>
-        </w:rPr>
-        <w:t xml:space="preserve"> </w:t>
-      </w:r>
-      <w:r>
-        <w:rPr>
-          <w:sz w:val="21"/>
-        </w:rPr>
-        <w:t>between</w:t>
-      </w:r>
-      <w:r>
-        <w:rPr>
-          <w:spacing w:val="-9"/>
-          <w:sz w:val="21"/>
-        </w:rPr>
-        <w:t xml:space="preserve"> </w:t>
-      </w:r>
-      <w:r>
-        <w:rPr>
-          <w:sz w:val="21"/>
-        </w:rPr>
-        <w:t>14</w:t>
-      </w:r>
-      <w:r>
-        <w:rPr>
-          <w:spacing w:val="-1"/>
-          <w:sz w:val="21"/>
-        </w:rPr>
-        <w:t xml:space="preserve"> </w:t>
-      </w:r>
-      <w:r>
-        <w:rPr>
-          <w:sz w:val="21"/>
-        </w:rPr>
-        <w:t>-</w:t>
-      </w:r>
-      <w:r>
-        <w:rPr>
-          <w:spacing w:val="-5"/>
-          <w:sz w:val="21"/>
-        </w:rPr>
-        <w:t xml:space="preserve"> </w:t>
-      </w:r>
-      <w:r>
-        <w:rPr>
-          <w:sz w:val="21"/>
-        </w:rPr>
-        <w:t>22</w:t>
-      </w:r>
-      <w:r>
-        <w:rPr>
-          <w:spacing w:val="-5"/>
-          <w:sz w:val="21"/>
-        </w:rPr>
-        <w:t xml:space="preserve"> </w:t>
-      </w:r>
-      <w:r>
-        <w:rPr>
-          <w:sz w:val="21"/>
-        </w:rPr>
-        <w:t>to</w:t>
-      </w:r>
-      <w:r>
-        <w:rPr>
-          <w:spacing w:val="-5"/>
-          <w:sz w:val="21"/>
-        </w:rPr>
-        <w:t xml:space="preserve"> </w:t>
-      </w:r>
-      <w:r>
-        <w:rPr>
-          <w:sz w:val="21"/>
-        </w:rPr>
-        <w:t>complete</w:t>
-      </w:r>
-      <w:r>
-        <w:rPr>
-          <w:spacing w:val="-8"/>
-          <w:sz w:val="21"/>
-        </w:rPr>
-        <w:t xml:space="preserve"> </w:t>
-      </w:r>
-      <w:r>
-        <w:rPr>
-          <w:sz w:val="21"/>
-        </w:rPr>
-        <w:t>their</w:t>
-      </w:r>
-      <w:r>
-        <w:rPr>
-          <w:spacing w:val="-5"/>
-          <w:sz w:val="21"/>
-        </w:rPr>
-        <w:t xml:space="preserve"> </w:t>
-      </w:r>
-      <w:r>
-        <w:rPr>
-          <w:sz w:val="21"/>
-        </w:rPr>
-        <w:t>game</w:t>
-      </w:r>
-      <w:r>
-        <w:rPr>
-          <w:spacing w:val="-4"/>
-          <w:sz w:val="21"/>
-        </w:rPr>
-        <w:t xml:space="preserve"> </w:t>
-      </w:r>
-      <w:r>
-        <w:rPr>
-          <w:sz w:val="21"/>
-        </w:rPr>
-        <w:t>competition</w:t>
-      </w:r>
-      <w:r>
-        <w:rPr>
-          <w:spacing w:val="-3"/>
-          <w:sz w:val="21"/>
-        </w:rPr>
-        <w:t xml:space="preserve"> </w:t>
-      </w:r>
-      <w:r>
-        <w:rPr>
-          <w:spacing w:val="-2"/>
-          <w:sz w:val="21"/>
-        </w:rPr>
-        <w:t>projects.</w:t>
-      </w:r>
+        <w:pStyle w:val="4"/>
+        <w:rPr>
+          <w:spacing w:val="-2"/>
+        </w:rPr>
+      </w:pPr>
     </w:p>
     <w:p>
       <w:pPr>
-        <w:pStyle w:val="14"/>
-        <w:numPr>
-          <w:numId w:val="0"/>
-        </w:numPr>
-        <w:tabs>
-          <w:tab w:val="left" w:pos="541"/>
-        </w:tabs>
-        <w:spacing w:before="33" w:after="0" w:line="240" w:lineRule="auto"/>
-        <w:ind w:left="139" w:leftChars="0" w:right="0" w:rightChars="0"/>
-        <w:jc w:val="left"/>
-        <w:rPr>
-          <w:rFonts w:ascii="Yu Gothic UI" w:hAnsi="Yu Gothic UI"/>
-          <w:sz w:val="21"/>
+        <w:pStyle w:val="4"/>
+        <w:rPr>
+          <w:spacing w:val="-2"/>
         </w:rPr>
       </w:pPr>
     </w:p>
     <w:p>
       <w:pPr>
-        <w:spacing w:before="0"/>
-        <w:ind w:left="422" w:right="0" w:firstLine="0"/>
-        <w:jc w:val="left"/>
-        <w:rPr>
-          <w:sz w:val="21"/>
-        </w:rPr>
-      </w:pPr>
-      <w:bookmarkStart w:id="1" w:name="Projects"/>
-      <w:bookmarkEnd w:id="1"/>
-      <w:r>
-        <w:rPr>
-          <w:rFonts w:hint="eastAsia" w:eastAsia="宋体"/>
-          <w:sz w:val="21"/>
-          <w:lang w:val="en-US" w:eastAsia="zh-CN"/>
-        </w:rPr>
-        <w:t>Courrier &amp; Designer</w:t>
-      </w:r>
-      <w:r>
-        <w:rPr>
-          <w:spacing w:val="-4"/>
-          <w:sz w:val="21"/>
-        </w:rPr>
-        <w:t xml:space="preserve"> </w:t>
-      </w:r>
-      <w:r>
-        <w:rPr>
-          <w:sz w:val="21"/>
-        </w:rPr>
-        <w:t>|</w:t>
-      </w:r>
-      <w:r>
-        <w:rPr>
-          <w:spacing w:val="-3"/>
-          <w:sz w:val="21"/>
-        </w:rPr>
-        <w:t xml:space="preserve"> </w:t>
-      </w:r>
-      <w:r>
-        <w:rPr>
-          <w:rFonts w:hint="eastAsia" w:eastAsia="宋体"/>
-          <w:sz w:val="21"/>
-          <w:lang w:val="en-US" w:eastAsia="zh-CN"/>
-        </w:rPr>
-        <w:t xml:space="preserve">Uber </w:t>
-      </w:r>
-      <w:r>
-        <w:rPr>
-          <w:sz w:val="21"/>
-        </w:rPr>
-        <w:t>|Melbourne</w:t>
-      </w:r>
-      <w:r>
-        <w:rPr>
-          <w:spacing w:val="-2"/>
-          <w:sz w:val="21"/>
-        </w:rPr>
-        <w:t xml:space="preserve"> </w:t>
-      </w:r>
-      <w:r>
-        <w:rPr>
-          <w:sz w:val="21"/>
-        </w:rPr>
-        <w:t>|</w:t>
-      </w:r>
-      <w:r>
-        <w:rPr>
-          <w:spacing w:val="-8"/>
-          <w:sz w:val="21"/>
-        </w:rPr>
-        <w:t xml:space="preserve"> </w:t>
-      </w:r>
-      <w:r>
-        <w:rPr>
-          <w:rFonts w:hint="eastAsia" w:eastAsia="宋体"/>
-          <w:spacing w:val="-8"/>
-          <w:sz w:val="21"/>
-          <w:lang w:val="en-US" w:eastAsia="zh-CN"/>
-        </w:rPr>
-        <w:t>Sept</w:t>
-      </w:r>
-      <w:r>
-        <w:rPr>
-          <w:spacing w:val="-2"/>
-          <w:sz w:val="21"/>
-        </w:rPr>
-        <w:t xml:space="preserve"> </w:t>
-      </w:r>
-      <w:r>
-        <w:rPr>
-          <w:sz w:val="21"/>
-        </w:rPr>
-        <w:t>2026</w:t>
-      </w:r>
-      <w:r>
-        <w:rPr>
-          <w:spacing w:val="-1"/>
-          <w:sz w:val="21"/>
-        </w:rPr>
-        <w:t xml:space="preserve"> </w:t>
-      </w:r>
-      <w:r>
-        <w:rPr>
-          <w:sz w:val="21"/>
-        </w:rPr>
-        <w:t>–</w:t>
-      </w:r>
-      <w:r>
-        <w:rPr>
-          <w:spacing w:val="-2"/>
-          <w:sz w:val="21"/>
-        </w:rPr>
-        <w:t xml:space="preserve"> </w:t>
-      </w:r>
-      <w:r>
-        <w:rPr>
-          <w:spacing w:val="-5"/>
-          <w:sz w:val="21"/>
-        </w:rPr>
-        <w:t>Now</w:t>
-      </w:r>
+        <w:pStyle w:val="4"/>
+        <w:rPr>
+          <w:spacing w:val="-2"/>
+        </w:rPr>
+      </w:pPr>
     </w:p>
     <w:p>
       <w:pPr>
-        <w:pStyle w:val="14"/>
-        <w:numPr>
-          <w:ilvl w:val="0"/>
-          <w:numId w:val="1"/>
-        </w:numPr>
-        <w:tabs>
-          <w:tab w:val="left" w:pos="541"/>
-        </w:tabs>
-        <w:spacing w:before="33" w:after="0" w:line="240" w:lineRule="auto"/>
-        <w:ind w:left="541" w:right="0" w:hanging="402"/>
-        <w:jc w:val="left"/>
-        <w:rPr>
-          <w:rFonts w:ascii="Yu Gothic UI" w:hAnsi="Yu Gothic UI"/>
-          <w:sz w:val="21"/>
-        </w:rPr>
-      </w:pPr>
-      <w:r>
-        <w:rPr>
-          <w:rFonts w:hint="eastAsia" w:eastAsia="宋体"/>
-          <w:sz w:val="21"/>
-          <w:lang w:val="en-US" w:eastAsia="zh-CN"/>
-        </w:rPr>
-        <w:t>Food delivery and postage</w:t>
-      </w:r>
+        <w:pStyle w:val="4"/>
+        <w:rPr>
+          <w:spacing w:val="-2"/>
+        </w:rPr>
+      </w:pPr>
     </w:p>
     <w:p>
       <w:pPr>
-        <w:pStyle w:val="14"/>
-        <w:numPr>
-          <w:ilvl w:val="0"/>
-          <w:numId w:val="1"/>
-        </w:numPr>
-        <w:tabs>
-          <w:tab w:val="left" w:pos="541"/>
-        </w:tabs>
-        <w:spacing w:before="33" w:after="0" w:line="240" w:lineRule="auto"/>
-        <w:ind w:left="541" w:right="0" w:hanging="402"/>
-        <w:jc w:val="left"/>
-        <w:rPr>
-          <w:rFonts w:ascii="Yu Gothic UI" w:hAnsi="Yu Gothic UI"/>
-          <w:sz w:val="21"/>
-        </w:rPr>
-      </w:pPr>
-      <w:r>
-        <w:rPr>
-          <w:rFonts w:hint="eastAsia" w:eastAsia="宋体"/>
-          <w:sz w:val="21"/>
-          <w:lang w:val="en-US" w:eastAsia="zh-CN"/>
-        </w:rPr>
-        <w:t>UI/UX Design</w:t>
-      </w:r>
-      <w:r>
-        <w:rPr>
-          <w:spacing w:val="-2"/>
-          <w:sz w:val="21"/>
-        </w:rPr>
-        <w:t>.</w:t>
-      </w:r>
+        <w:pStyle w:val="4"/>
+        <w:rPr>
+          <w:spacing w:val="-2"/>
+        </w:rPr>
+      </w:pPr>
     </w:p>
     <w:p>
       <w:pPr>
-        <w:pStyle w:val="14"/>
-        <w:spacing w:after="0" w:line="240" w:lineRule="auto"/>
-        <w:jc w:val="left"/>
-        <w:rPr>
-          <w:rFonts w:ascii="Yu Gothic UI" w:hAnsi="Yu Gothic UI"/>
-          <w:sz w:val="21"/>
-        </w:rPr>
-        <w:sectPr>
-          <w:pgSz w:w="12240" w:h="15840"/>
-          <w:pgMar w:top="700" w:right="0" w:bottom="280" w:left="360" w:header="720" w:footer="720" w:gutter="0"/>
-          <w:cols w:space="720" w:num="1"/>
-        </w:sectPr>
+        <w:pStyle w:val="4"/>
+        <w:rPr>
+          <w:spacing w:val="-2"/>
+        </w:rPr>
+      </w:pPr>
+    </w:p>
+    <w:p>
+      <w:pPr>
+        <w:pStyle w:val="4"/>
+        <w:rPr>
+          <w:spacing w:val="-2"/>
+        </w:rPr>
+      </w:pPr>
+    </w:p>
+    <w:p>
+      <w:pPr>
+        <w:pStyle w:val="4"/>
+        <w:rPr>
+          <w:spacing w:val="-2"/>
+        </w:rPr>
+      </w:pPr>
+    </w:p>
+    <w:p>
+      <w:pPr>
+        <w:pStyle w:val="4"/>
+        <w:rPr>
+          <w:spacing w:val="-2"/>
+        </w:rPr>
+      </w:pPr>
+    </w:p>
+    <w:p>
+      <w:pPr>
+        <w:pStyle w:val="4"/>
+        <w:rPr>
+          <w:spacing w:val="-2"/>
+        </w:rPr>
+      </w:pPr>
+    </w:p>
+    <w:p>
+      <w:pPr>
+        <w:pStyle w:val="4"/>
+        <w:rPr>
+          <w:spacing w:val="-2"/>
+        </w:rPr>
+      </w:pPr>
+    </w:p>
+    <w:p>
+      <w:pPr>
+        <w:pStyle w:val="4"/>
+        <w:rPr>
+          <w:spacing w:val="-2"/>
+        </w:rPr>
+      </w:pPr>
+    </w:p>
+    <w:p>
+      <w:pPr>
+        <w:pStyle w:val="4"/>
+        <w:rPr>
+          <w:spacing w:val="-2"/>
+        </w:rPr>
       </w:pPr>
       <w:bookmarkStart w:id="18" w:name="_GoBack"/>
       <w:bookmarkEnd w:id="18"/>
@@ -5045,22 +3076,6 @@
     <w:p>
       <w:pPr>
         <w:pStyle w:val="4"/>
-        <w:rPr>
-          <w:spacing w:val="-2"/>
-        </w:rPr>
-      </w:pPr>
-    </w:p>
-    <w:p>
-      <w:pPr>
-        <w:pStyle w:val="4"/>
-        <w:rPr>
-          <w:spacing w:val="-2"/>
-        </w:rPr>
-      </w:pPr>
-    </w:p>
-    <w:p>
-      <w:pPr>
-        <w:pStyle w:val="4"/>
       </w:pPr>
       <w:r>
         <w:rPr>
@@ -5268,7 +3283,7 @@
     </w:p>
     <w:p>
       <w:pPr>
-        <w:pStyle w:val="14"/>
+        <w:pStyle w:val="15"/>
         <w:numPr>
           <w:ilvl w:val="0"/>
           <w:numId w:val="2"/>
@@ -5526,7 +3541,7 @@
     </w:p>
     <w:p>
       <w:pPr>
-        <w:pStyle w:val="14"/>
+        <w:pStyle w:val="15"/>
         <w:numPr>
           <w:ilvl w:val="0"/>
           <w:numId w:val="2"/>
@@ -5771,7 +3786,7 @@
     </w:p>
     <w:p>
       <w:pPr>
-        <w:pStyle w:val="14"/>
+        <w:pStyle w:val="15"/>
         <w:numPr>
           <w:ilvl w:val="0"/>
           <w:numId w:val="2"/>
@@ -5964,7 +3979,7 @@
     </w:p>
     <w:p>
       <w:pPr>
-        <w:pStyle w:val="14"/>
+        <w:pStyle w:val="15"/>
         <w:numPr>
           <w:ilvl w:val="0"/>
           <w:numId w:val="2"/>
@@ -6222,6 +4237,42 @@
     </w:p>
     <w:p>
       <w:pPr>
+        <w:pStyle w:val="15"/>
+        <w:numPr>
+          <w:ilvl w:val="0"/>
+          <w:numId w:val="0"/>
+        </w:numPr>
+        <w:tabs>
+          <w:tab w:val="left" w:pos="451"/>
+        </w:tabs>
+        <w:spacing w:before="4" w:after="0" w:line="240" w:lineRule="auto"/>
+        <w:ind w:leftChars="0" w:right="224" w:rightChars="0"/>
+        <w:jc w:val="left"/>
+        <w:rPr>
+          <w:sz w:val="21"/>
+        </w:rPr>
+      </w:pPr>
+    </w:p>
+    <w:p>
+      <w:pPr>
+        <w:pStyle w:val="15"/>
+        <w:numPr>
+          <w:ilvl w:val="0"/>
+          <w:numId w:val="0"/>
+        </w:numPr>
+        <w:tabs>
+          <w:tab w:val="left" w:pos="451"/>
+        </w:tabs>
+        <w:spacing w:before="4" w:after="0" w:line="240" w:lineRule="auto"/>
+        <w:ind w:leftChars="0" w:right="224" w:rightChars="0"/>
+        <w:jc w:val="left"/>
+        <w:rPr>
+          <w:sz w:val="21"/>
+        </w:rPr>
+      </w:pPr>
+    </w:p>
+    <w:p>
+      <w:pPr>
         <w:pStyle w:val="10"/>
         <w:spacing w:before="2"/>
         <w:rPr>
@@ -6420,7 +4471,7 @@
     </w:p>
     <w:p>
       <w:pPr>
-        <w:pStyle w:val="14"/>
+        <w:pStyle w:val="15"/>
         <w:numPr>
           <w:ilvl w:val="0"/>
           <w:numId w:val="2"/>
@@ -6665,7 +4716,7 @@
     </w:p>
     <w:p>
       <w:pPr>
-        <w:pStyle w:val="14"/>
+        <w:pStyle w:val="15"/>
         <w:numPr>
           <w:ilvl w:val="0"/>
           <w:numId w:val="2"/>
@@ -6923,7 +4974,7 @@
     </w:p>
     <w:p>
       <w:pPr>
-        <w:pStyle w:val="14"/>
+        <w:pStyle w:val="15"/>
         <w:numPr>
           <w:ilvl w:val="0"/>
           <w:numId w:val="2"/>
@@ -7116,7 +5167,7 @@
     </w:p>
     <w:p>
       <w:pPr>
-        <w:pStyle w:val="14"/>
+        <w:pStyle w:val="15"/>
         <w:numPr>
           <w:ilvl w:val="0"/>
           <w:numId w:val="2"/>
@@ -7322,7 +5373,7 @@
     </w:p>
     <w:p>
       <w:pPr>
-        <w:pStyle w:val="14"/>
+        <w:pStyle w:val="15"/>
         <w:numPr>
           <w:ilvl w:val="0"/>
           <w:numId w:val="2"/>
@@ -7557,7 +5608,7 @@
     </w:p>
     <w:p>
       <w:pPr>
-        <w:pStyle w:val="14"/>
+        <w:pStyle w:val="15"/>
         <w:numPr>
           <w:ilvl w:val="0"/>
           <w:numId w:val="2"/>
@@ -7736,7 +5787,7 @@
     </w:p>
     <w:p>
       <w:pPr>
-        <w:pStyle w:val="14"/>
+        <w:pStyle w:val="15"/>
         <w:numPr>
           <w:ilvl w:val="0"/>
           <w:numId w:val="2"/>
@@ -7985,9 +6036,612 @@
     </w:p>
     <w:p>
       <w:pPr>
+        <w:pStyle w:val="15"/>
+        <w:widowControl w:val="0"/>
+        <w:numPr>
+          <w:ilvl w:val="0"/>
+          <w:numId w:val="0"/>
+        </w:numPr>
+        <w:tabs>
+          <w:tab w:val="left" w:pos="451"/>
+        </w:tabs>
+        <w:autoSpaceDE w:val="0"/>
+        <w:autoSpaceDN w:val="0"/>
+        <w:spacing w:before="0" w:after="0" w:line="264" w:lineRule="exact"/>
+        <w:ind w:right="0" w:rightChars="0"/>
+        <w:jc w:val="left"/>
+        <w:rPr>
+          <w:spacing w:val="-2"/>
+          <w:sz w:val="21"/>
+        </w:rPr>
+      </w:pPr>
+    </w:p>
+    <w:p>
+      <w:pPr>
+        <w:pStyle w:val="15"/>
+        <w:widowControl w:val="0"/>
+        <w:numPr>
+          <w:ilvl w:val="0"/>
+          <w:numId w:val="0"/>
+        </w:numPr>
+        <w:tabs>
+          <w:tab w:val="left" w:pos="451"/>
+        </w:tabs>
+        <w:autoSpaceDE w:val="0"/>
+        <w:autoSpaceDN w:val="0"/>
+        <w:spacing w:before="0" w:after="0" w:line="264" w:lineRule="exact"/>
+        <w:ind w:right="0" w:rightChars="0"/>
+        <w:jc w:val="left"/>
+        <w:rPr>
+          <w:spacing w:val="-2"/>
+          <w:sz w:val="21"/>
+        </w:rPr>
+      </w:pPr>
+    </w:p>
+    <w:p>
+      <w:pPr>
         <w:pStyle w:val="10"/>
         <w:rPr>
           <w:sz w:val="21"/>
+        </w:rPr>
+      </w:pPr>
+    </w:p>
+    <w:p>
+      <w:pPr>
+        <w:pStyle w:val="10"/>
+        <w:rPr>
+          <w:rFonts w:hint="default" w:eastAsiaTheme="minorEastAsia"/>
+          <w:b/>
+          <w:bCs/>
+          <w:sz w:val="30"/>
+          <w:szCs w:val="30"/>
+          <w:lang w:val="en-US" w:eastAsia="zh-CN"/>
+        </w:rPr>
+      </w:pPr>
+      <w:r>
+        <w:rPr>
+          <w:rFonts w:hint="eastAsia" w:eastAsiaTheme="minorEastAsia"/>
+          <w:b/>
+          <w:bCs/>
+          <w:sz w:val="30"/>
+          <w:szCs w:val="30"/>
+          <w:lang w:val="en-US" w:eastAsia="zh-CN"/>
+        </w:rPr>
+        <w:t>In My Mind</w:t>
+      </w:r>
+      <w:r>
+        <w:rPr>
+          <w:rFonts w:eastAsiaTheme="minorEastAsia"/>
+          <w:b/>
+          <w:bCs/>
+          <w:sz w:val="30"/>
+          <w:szCs w:val="30"/>
+          <w:lang w:eastAsia="zh-CN"/>
+        </w:rPr>
+        <w:t xml:space="preserve"> (</w:t>
+      </w:r>
+      <w:r>
+        <w:rPr>
+          <w:rFonts w:hint="eastAsia" w:eastAsiaTheme="minorEastAsia"/>
+          <w:b/>
+          <w:bCs/>
+          <w:sz w:val="30"/>
+          <w:szCs w:val="30"/>
+          <w:lang w:val="en-US" w:eastAsia="zh-CN"/>
+        </w:rPr>
+        <w:t>3D FPS Game</w:t>
+      </w:r>
+      <w:r>
+        <w:rPr>
+          <w:rFonts w:eastAsiaTheme="minorEastAsia"/>
+          <w:b/>
+          <w:bCs/>
+          <w:sz w:val="30"/>
+          <w:szCs w:val="30"/>
+          <w:lang w:eastAsia="zh-CN"/>
+        </w:rPr>
+        <w:t xml:space="preserve">) | </w:t>
+      </w:r>
+      <w:r>
+        <w:rPr>
+          <w:rFonts w:hint="eastAsia" w:eastAsiaTheme="minorEastAsia"/>
+          <w:b/>
+          <w:bCs/>
+          <w:sz w:val="30"/>
+          <w:szCs w:val="30"/>
+          <w:lang w:val="en-US" w:eastAsia="zh-CN"/>
+        </w:rPr>
+        <w:t>Unreal Engine</w:t>
+      </w:r>
+    </w:p>
+    <w:p>
+      <w:pPr>
+        <w:pStyle w:val="10"/>
+        <w:rPr>
+          <w:rFonts w:eastAsiaTheme="minorEastAsia"/>
+          <w:sz w:val="21"/>
+          <w:szCs w:val="21"/>
+          <w:lang w:eastAsia="zh-CN"/>
+        </w:rPr>
+      </w:pPr>
+      <w:r>
+        <w:rPr>
+          <w:rFonts w:eastAsiaTheme="minorEastAsia"/>
+          <w:sz w:val="21"/>
+          <w:szCs w:val="21"/>
+          <w:lang w:eastAsia="zh-CN"/>
+        </w:rPr>
+        <w:t>[</w:t>
+      </w:r>
+      <w:r>
+        <w:rPr>
+          <w:rFonts w:hint="eastAsia" w:eastAsiaTheme="minorEastAsia"/>
+          <w:sz w:val="21"/>
+          <w:szCs w:val="21"/>
+          <w:lang w:eastAsia="zh-CN"/>
+        </w:rPr>
+        <w:t xml:space="preserve"> </w:t>
+      </w:r>
+      <w:r>
+        <w:rPr>
+          <w:rFonts w:hint="eastAsia"/>
+        </w:rPr>
+        <w:fldChar w:fldCharType="begin"/>
+      </w:r>
+      <w:r>
+        <w:rPr>
+          <w:rFonts w:hint="eastAsia"/>
+        </w:rPr>
+        <w:instrText xml:space="preserve"> HYPERLINK "https://github.com/Vril2563/3d-fps-game" </w:instrText>
+      </w:r>
+      <w:r>
+        <w:rPr>
+          <w:rFonts w:hint="eastAsia"/>
+        </w:rPr>
+        <w:fldChar w:fldCharType="separate"/>
+      </w:r>
+      <w:r>
+        <w:rPr>
+          <w:rStyle w:val="13"/>
+          <w:rFonts w:hint="eastAsia"/>
+        </w:rPr>
+        <w:t>https://github.com/Vril2563/3d-fps-game</w:t>
+      </w:r>
+      <w:r>
+        <w:rPr>
+          <w:rFonts w:hint="eastAsia"/>
+        </w:rPr>
+        <w:fldChar w:fldCharType="end"/>
+      </w:r>
+      <w:r>
+        <w:rPr>
+          <w:rFonts w:hint="eastAsia" w:eastAsiaTheme="minorEastAsia"/>
+          <w:sz w:val="21"/>
+          <w:szCs w:val="21"/>
+          <w:lang w:eastAsia="zh-CN"/>
+        </w:rPr>
+        <w:t xml:space="preserve"> </w:t>
+      </w:r>
+      <w:r>
+        <w:rPr>
+          <w:rFonts w:eastAsiaTheme="minorEastAsia"/>
+          <w:sz w:val="21"/>
+          <w:szCs w:val="21"/>
+          <w:lang w:eastAsia="zh-CN"/>
+        </w:rPr>
+        <w:t>]</w:t>
+      </w:r>
+    </w:p>
+    <w:p>
+      <w:pPr>
+        <w:pStyle w:val="10"/>
+        <w:rPr>
+          <w:rFonts w:hint="default" w:eastAsiaTheme="minorEastAsia"/>
+          <w:sz w:val="21"/>
+          <w:szCs w:val="21"/>
+          <w:lang w:val="en-US" w:eastAsia="zh-CN"/>
+        </w:rPr>
+      </w:pPr>
+    </w:p>
+    <w:p>
+      <w:pPr>
+        <w:pStyle w:val="10"/>
+        <w:rPr>
+          <w:rFonts w:hint="eastAsia" w:eastAsiaTheme="minorEastAsia"/>
+          <w:sz w:val="21"/>
+          <w:szCs w:val="21"/>
+          <w:lang w:val="en-US" w:eastAsia="zh-CN"/>
+        </w:rPr>
+      </w:pPr>
+      <w:r>
+        <w:rPr>
+          <w:rFonts w:hint="eastAsia" w:eastAsiaTheme="minorEastAsia"/>
+          <w:sz w:val="21"/>
+          <w:szCs w:val="21"/>
+          <w:lang w:eastAsia="zh-CN"/>
+        </w:rPr>
+        <w:t>●</w:t>
+      </w:r>
+      <w:r>
+        <w:rPr>
+          <w:rFonts w:eastAsiaTheme="minorEastAsia"/>
+          <w:sz w:val="21"/>
+          <w:szCs w:val="21"/>
+          <w:lang w:eastAsia="zh-CN"/>
+        </w:rPr>
+        <w:t xml:space="preserve">    </w:t>
+      </w:r>
+      <w:r>
+        <w:rPr>
+          <w:rFonts w:hint="eastAsia" w:eastAsiaTheme="minorEastAsia"/>
+          <w:sz w:val="21"/>
+          <w:szCs w:val="21"/>
+          <w:lang w:val="en-US" w:eastAsia="zh-CN"/>
+        </w:rPr>
+        <w:t>Environment Art style: I completed this project in a university team and I am the 3D artist of this team. I determined the art style of all scenes in this game.</w:t>
+      </w:r>
+    </w:p>
+    <w:p>
+      <w:pPr>
+        <w:pStyle w:val="10"/>
+        <w:rPr>
+          <w:rFonts w:hint="eastAsia" w:eastAsiaTheme="minorEastAsia"/>
+          <w:sz w:val="21"/>
+          <w:szCs w:val="21"/>
+          <w:lang w:val="en-US" w:eastAsia="zh-CN"/>
+        </w:rPr>
+      </w:pPr>
+      <w:r>
+        <w:rPr>
+          <w:rFonts w:hint="eastAsia" w:eastAsiaTheme="minorEastAsia"/>
+          <w:sz w:val="21"/>
+          <w:szCs w:val="21"/>
+          <w:lang w:eastAsia="zh-CN"/>
+        </w:rPr>
+        <w:t>●</w:t>
+      </w:r>
+      <w:r>
+        <w:rPr>
+          <w:rFonts w:eastAsiaTheme="minorEastAsia"/>
+          <w:sz w:val="21"/>
+          <w:szCs w:val="21"/>
+          <w:lang w:eastAsia="zh-CN"/>
+        </w:rPr>
+        <w:t xml:space="preserve"> </w:t>
+      </w:r>
+      <w:r>
+        <w:rPr>
+          <w:rFonts w:hint="eastAsia" w:eastAsiaTheme="minorEastAsia"/>
+          <w:sz w:val="21"/>
+          <w:szCs w:val="21"/>
+          <w:lang w:val="en-US" w:eastAsia="zh-CN"/>
+        </w:rPr>
+        <w:t xml:space="preserve">   3D models: I created most objects we need in each level. Due to the different design of each level, I choose different style of models. I combined the classical building styles, future, classical sci-fi and Bio punk in our levels.</w:t>
+      </w:r>
+    </w:p>
+    <w:p>
+      <w:pPr>
+        <w:pStyle w:val="10"/>
+        <w:rPr>
+          <w:rFonts w:hint="default" w:eastAsiaTheme="minorEastAsia"/>
+          <w:sz w:val="21"/>
+          <w:szCs w:val="21"/>
+          <w:lang w:val="en-US" w:eastAsia="zh-CN"/>
+        </w:rPr>
+      </w:pPr>
+      <w:r>
+        <w:rPr>
+          <w:rFonts w:hint="eastAsia" w:eastAsiaTheme="minorEastAsia"/>
+          <w:sz w:val="21"/>
+          <w:szCs w:val="21"/>
+          <w:lang w:eastAsia="zh-CN"/>
+        </w:rPr>
+        <w:t>●</w:t>
+      </w:r>
+      <w:r>
+        <w:rPr>
+          <w:rFonts w:eastAsiaTheme="minorEastAsia"/>
+          <w:sz w:val="21"/>
+          <w:szCs w:val="21"/>
+          <w:lang w:eastAsia="zh-CN"/>
+        </w:rPr>
+        <w:t xml:space="preserve"> </w:t>
+      </w:r>
+      <w:r>
+        <w:rPr>
+          <w:rFonts w:hint="eastAsia" w:eastAsiaTheme="minorEastAsia"/>
+          <w:sz w:val="21"/>
+          <w:szCs w:val="21"/>
+          <w:lang w:val="en-US" w:eastAsia="zh-CN"/>
+        </w:rPr>
+        <w:t xml:space="preserve">    Combat Mechanism: I designed a frenzy mechanism to encourage the player to engage with enemies frequently to obtain source and recover health.</w:t>
+      </w:r>
+    </w:p>
+    <w:p>
+      <w:pPr>
+        <w:pStyle w:val="10"/>
+        <w:rPr>
+          <w:rFonts w:eastAsiaTheme="minorEastAsia"/>
+          <w:sz w:val="21"/>
+          <w:szCs w:val="21"/>
+          <w:lang w:eastAsia="zh-CN"/>
+        </w:rPr>
+      </w:pPr>
+    </w:p>
+    <w:p>
+      <w:pPr>
+        <w:pStyle w:val="10"/>
+        <w:rPr>
+          <w:rFonts w:eastAsiaTheme="minorEastAsia"/>
+          <w:sz w:val="21"/>
+          <w:szCs w:val="21"/>
+          <w:lang w:eastAsia="zh-CN"/>
+        </w:rPr>
+      </w:pPr>
+    </w:p>
+    <w:p>
+      <w:pPr>
+        <w:pStyle w:val="10"/>
+        <w:rPr>
+          <w:rFonts w:eastAsiaTheme="minorEastAsia"/>
+          <w:sz w:val="21"/>
+          <w:szCs w:val="21"/>
+          <w:lang w:eastAsia="zh-CN"/>
+        </w:rPr>
+      </w:pPr>
+      <w:r>
+        <w:rPr>
+          <w:rFonts w:hint="eastAsia" w:eastAsiaTheme="minorEastAsia"/>
+          <w:b/>
+          <w:bCs/>
+          <w:sz w:val="30"/>
+          <w:szCs w:val="30"/>
+          <w:lang w:val="en-US" w:eastAsia="zh-CN"/>
+        </w:rPr>
+        <w:t>Scary Skelly</w:t>
+      </w:r>
+      <w:r>
+        <w:rPr>
+          <w:rFonts w:eastAsiaTheme="minorEastAsia"/>
+          <w:b/>
+          <w:bCs/>
+          <w:sz w:val="30"/>
+          <w:szCs w:val="30"/>
+          <w:lang w:eastAsia="zh-CN"/>
+        </w:rPr>
+        <w:t xml:space="preserve"> (</w:t>
+      </w:r>
+      <w:r>
+        <w:rPr>
+          <w:rFonts w:hint="eastAsia" w:eastAsiaTheme="minorEastAsia"/>
+          <w:b/>
+          <w:bCs/>
+          <w:sz w:val="30"/>
+          <w:szCs w:val="30"/>
+          <w:lang w:val="en-US" w:eastAsia="zh-CN"/>
+        </w:rPr>
+        <w:t>Board Game</w:t>
+      </w:r>
+      <w:r>
+        <w:rPr>
+          <w:rFonts w:eastAsiaTheme="minorEastAsia"/>
+          <w:b/>
+          <w:bCs/>
+          <w:sz w:val="30"/>
+          <w:szCs w:val="30"/>
+          <w:lang w:eastAsia="zh-CN"/>
+        </w:rPr>
+        <w:t>)</w:t>
+      </w:r>
+    </w:p>
+    <w:p>
+      <w:pPr>
+        <w:pStyle w:val="10"/>
+        <w:rPr>
+          <w:rFonts w:hint="default" w:eastAsiaTheme="minorEastAsia"/>
+          <w:sz w:val="21"/>
+          <w:szCs w:val="21"/>
+          <w:lang w:val="en-US" w:eastAsia="zh-CN"/>
+        </w:rPr>
+      </w:pPr>
+      <w:r>
+        <w:rPr>
+          <w:rFonts w:hint="eastAsia" w:eastAsiaTheme="minorEastAsia"/>
+          <w:sz w:val="21"/>
+          <w:szCs w:val="21"/>
+          <w:lang w:val="en-US" w:eastAsia="zh-CN"/>
+        </w:rPr>
+        <w:t xml:space="preserve">[ </w:t>
+      </w:r>
+      <w:r>
+        <w:rPr>
+          <w:rFonts w:hint="eastAsia" w:eastAsiaTheme="minorEastAsia"/>
+          <w:sz w:val="21"/>
+          <w:szCs w:val="21"/>
+          <w:lang w:eastAsia="zh-CN"/>
+        </w:rPr>
+        <w:fldChar w:fldCharType="begin"/>
+      </w:r>
+      <w:r>
+        <w:rPr>
+          <w:rFonts w:hint="eastAsia" w:eastAsiaTheme="minorEastAsia"/>
+          <w:sz w:val="21"/>
+          <w:szCs w:val="21"/>
+          <w:lang w:eastAsia="zh-CN"/>
+        </w:rPr>
+        <w:instrText xml:space="preserve"> HYPERLINK "https://github.com/Vril2563/board-game" </w:instrText>
+      </w:r>
+      <w:r>
+        <w:rPr>
+          <w:rFonts w:hint="eastAsia" w:eastAsiaTheme="minorEastAsia"/>
+          <w:sz w:val="21"/>
+          <w:szCs w:val="21"/>
+          <w:lang w:eastAsia="zh-CN"/>
+        </w:rPr>
+        <w:fldChar w:fldCharType="separate"/>
+      </w:r>
+      <w:r>
+        <w:rPr>
+          <w:rStyle w:val="13"/>
+          <w:rFonts w:hint="eastAsia" w:eastAsiaTheme="minorEastAsia"/>
+          <w:sz w:val="21"/>
+          <w:szCs w:val="21"/>
+          <w:lang w:eastAsia="zh-CN"/>
+        </w:rPr>
+        <w:t>https://github.com/Vril2563/board-game</w:t>
+      </w:r>
+      <w:r>
+        <w:rPr>
+          <w:rFonts w:hint="eastAsia" w:eastAsiaTheme="minorEastAsia"/>
+          <w:sz w:val="21"/>
+          <w:szCs w:val="21"/>
+          <w:lang w:eastAsia="zh-CN"/>
+        </w:rPr>
+        <w:fldChar w:fldCharType="end"/>
+      </w:r>
+      <w:r>
+        <w:rPr>
+          <w:rFonts w:hint="eastAsia" w:eastAsiaTheme="minorEastAsia"/>
+          <w:sz w:val="21"/>
+          <w:szCs w:val="21"/>
+          <w:lang w:val="en-US" w:eastAsia="zh-CN"/>
+        </w:rPr>
+        <w:t xml:space="preserve"> ]</w:t>
+      </w:r>
+    </w:p>
+    <w:p>
+      <w:pPr>
+        <w:pStyle w:val="10"/>
+        <w:rPr>
+          <w:rFonts w:hint="default" w:eastAsiaTheme="minorEastAsia"/>
+          <w:sz w:val="21"/>
+          <w:szCs w:val="21"/>
+          <w:lang w:val="en-US" w:eastAsia="zh-CN"/>
+        </w:rPr>
+      </w:pPr>
+    </w:p>
+    <w:p>
+      <w:pPr>
+        <w:pStyle w:val="10"/>
+        <w:rPr>
+          <w:rFonts w:hint="default" w:eastAsiaTheme="minorEastAsia"/>
+          <w:sz w:val="21"/>
+          <w:szCs w:val="21"/>
+          <w:lang w:val="en-US" w:eastAsia="zh-CN"/>
+        </w:rPr>
+      </w:pPr>
+      <w:r>
+        <w:rPr>
+          <w:rFonts w:hint="eastAsia" w:eastAsiaTheme="minorEastAsia"/>
+          <w:sz w:val="21"/>
+          <w:szCs w:val="21"/>
+          <w:lang w:eastAsia="zh-CN"/>
+        </w:rPr>
+        <w:t>●</w:t>
+      </w:r>
+      <w:r>
+        <w:rPr>
+          <w:rFonts w:eastAsiaTheme="minorEastAsia"/>
+          <w:sz w:val="21"/>
+          <w:szCs w:val="21"/>
+          <w:lang w:eastAsia="zh-CN"/>
+        </w:rPr>
+        <w:t xml:space="preserve">    </w:t>
+      </w:r>
+      <w:r>
+        <w:rPr>
+          <w:rFonts w:hint="eastAsia" w:eastAsiaTheme="minorEastAsia"/>
+          <w:sz w:val="21"/>
+          <w:szCs w:val="21"/>
+          <w:lang w:val="en-US" w:eastAsia="zh-CN"/>
+        </w:rPr>
+        <w:t>Character Design: I designed the role and abilities of each character and set up their basic value</w:t>
+      </w:r>
+    </w:p>
+    <w:p>
+      <w:pPr>
+        <w:pStyle w:val="10"/>
+        <w:rPr>
+          <w:rFonts w:hint="default" w:eastAsiaTheme="minorEastAsia"/>
+          <w:sz w:val="21"/>
+          <w:szCs w:val="21"/>
+          <w:lang w:val="en-US" w:eastAsia="zh-CN"/>
+        </w:rPr>
+      </w:pPr>
+      <w:r>
+        <w:rPr>
+          <w:rFonts w:hint="eastAsia" w:eastAsiaTheme="minorEastAsia"/>
+          <w:sz w:val="21"/>
+          <w:szCs w:val="21"/>
+          <w:lang w:eastAsia="zh-CN"/>
+        </w:rPr>
+        <w:t>●</w:t>
+      </w:r>
+      <w:r>
+        <w:rPr>
+          <w:rFonts w:eastAsiaTheme="minorEastAsia"/>
+          <w:sz w:val="21"/>
+          <w:szCs w:val="21"/>
+          <w:lang w:eastAsia="zh-CN"/>
+        </w:rPr>
+        <w:t xml:space="preserve"> </w:t>
+      </w:r>
+      <w:r>
+        <w:rPr>
+          <w:rFonts w:hint="eastAsia" w:eastAsiaTheme="minorEastAsia"/>
+          <w:sz w:val="21"/>
+          <w:szCs w:val="21"/>
+          <w:lang w:val="en-US" w:eastAsia="zh-CN"/>
+        </w:rPr>
+        <w:t xml:space="preserve">   Level Design: Thanks to my experience in DND games, I created the pixel map and designed different routes for players to cooperate and explore the game world</w:t>
+      </w:r>
+    </w:p>
+    <w:p>
+      <w:pPr>
+        <w:pStyle w:val="10"/>
+        <w:rPr>
+          <w:rFonts w:hint="eastAsia" w:eastAsiaTheme="minorEastAsia"/>
+          <w:sz w:val="21"/>
+          <w:szCs w:val="21"/>
+          <w:lang w:val="en-US" w:eastAsia="zh-CN"/>
+        </w:rPr>
+      </w:pPr>
+      <w:r>
+        <w:rPr>
+          <w:rFonts w:hint="eastAsia" w:eastAsiaTheme="minorEastAsia"/>
+          <w:sz w:val="21"/>
+          <w:szCs w:val="21"/>
+          <w:lang w:eastAsia="zh-CN"/>
+        </w:rPr>
+        <w:t>●</w:t>
+      </w:r>
+      <w:r>
+        <w:rPr>
+          <w:rFonts w:eastAsiaTheme="minorEastAsia"/>
+          <w:sz w:val="21"/>
+          <w:szCs w:val="21"/>
+          <w:lang w:eastAsia="zh-CN"/>
+        </w:rPr>
+        <w:t xml:space="preserve"> </w:t>
+      </w:r>
+      <w:r>
+        <w:rPr>
+          <w:rFonts w:hint="eastAsia" w:eastAsiaTheme="minorEastAsia"/>
+          <w:sz w:val="21"/>
+          <w:szCs w:val="21"/>
+          <w:lang w:val="en-US" w:eastAsia="zh-CN"/>
+        </w:rPr>
+        <w:t xml:space="preserve">   Enemy Design: I created the appearance of some enemies and designed their combat mechanism and abilities</w:t>
+      </w:r>
+    </w:p>
+    <w:p>
+      <w:pPr>
+        <w:pStyle w:val="10"/>
+        <w:rPr>
+          <w:rFonts w:hint="default" w:eastAsiaTheme="minorEastAsia"/>
+          <w:sz w:val="21"/>
+          <w:szCs w:val="21"/>
+          <w:lang w:val="en-US" w:eastAsia="zh-CN"/>
         </w:rPr>
       </w:pPr>
     </w:p>
@@ -22838,7 +21492,7 @@
     <w:lsdException w:unhideWhenUsed="0" w:uiPriority="0" w:semiHidden="0" w:name="Body Text Indent 2"/>
     <w:lsdException w:unhideWhenUsed="0" w:uiPriority="0" w:semiHidden="0" w:name="Body Text Indent 3"/>
     <w:lsdException w:unhideWhenUsed="0" w:uiPriority="0" w:semiHidden="0" w:name="Block Text"/>
-    <w:lsdException w:unhideWhenUsed="0" w:uiPriority="0" w:semiHidden="0" w:name="Hyperlink"/>
+    <w:lsdException w:qFormat="1" w:uiPriority="99" w:semiHidden="0" w:name="Hyperlink"/>
     <w:lsdException w:unhideWhenUsed="0" w:uiPriority="0" w:semiHidden="0" w:name="FollowedHyperlink"/>
     <w:lsdException w:qFormat="1" w:unhideWhenUsed="0" w:uiPriority="0" w:semiHidden="0" w:name="Strong"/>
     <w:lsdException w:qFormat="1" w:unhideWhenUsed="0" w:uiPriority="0" w:semiHidden="0" w:name="Emphasis"/>
@@ -22856,7 +21510,7 @@
     <w:lsdException w:unhideWhenUsed="0" w:uiPriority="0" w:semiHidden="0" w:name="HTML Sample"/>
     <w:lsdException w:unhideWhenUsed="0" w:uiPriority="0" w:semiHidden="0" w:name="HTML Typewriter"/>
     <w:lsdException w:unhideWhenUsed="0" w:uiPriority="0" w:semiHidden="0" w:name="HTML Variable"/>
-    <w:lsdException w:unhideWhenUsed="0" w:uiPriority="0" w:name="Normal Table"/>
+    <w:lsdException w:qFormat="1" w:unhideWhenUsed="0" w:uiPriority="0" w:name="Normal Table"/>
     <w:lsdException w:unhideWhenUsed="0" w:uiPriority="0" w:semiHidden="0" w:name="annotation subject"/>
     <w:lsdException w:unhideWhenUsed="0" w:uiPriority="0" w:semiHidden="0" w:name="Table Simple 1"/>
     <w:lsdException w:unhideWhenUsed="0" w:uiPriority="0" w:semiHidden="0" w:name="Table Simple 2"/>
@@ -23183,6 +21837,7 @@
   <w:style w:type="table" w:default="1" w:styleId="11">
     <w:name w:val="Normal Table"/>
     <w:semiHidden/>
+    <w:qFormat/>
     <w:uiPriority w:val="0"/>
     <w:tblPr>
       <w:tblCellMar>
@@ -23205,7 +21860,23 @@
       <w:lang w:val="en-US" w:eastAsia="en-US" w:bidi="ar-SA"/>
     </w:rPr>
   </w:style>
-  <w:style w:type="table" w:customStyle="1" w:styleId="13">
+  <w:style w:type="character" w:styleId="13">
+    <w:name w:val="Hyperlink"/>
+    <w:basedOn w:val="12"/>
+    <w:unhideWhenUsed/>
+    <w:qFormat/>
+    <w:uiPriority w:val="99"/>
+    <w:rPr>
+      <w:color w:val="0000FF" w:themeColor="hyperlink"/>
+      <w:u w:val="single"/>
+      <w14:textFill>
+        <w14:solidFill>
+          <w14:schemeClr w14:val="hlink"/>
+        </w14:solidFill>
+      </w14:textFill>
+    </w:rPr>
+  </w:style>
+  <w:style w:type="table" w:customStyle="1" w:styleId="14">
     <w:name w:val="Table Normal"/>
     <w:semiHidden/>
     <w:unhideWhenUsed/>
@@ -23220,7 +21891,7 @@
       </w:tblCellMar>
     </w:tblPr>
   </w:style>
-  <w:style w:type="paragraph" w:styleId="14">
+  <w:style w:type="paragraph" w:styleId="15">
     <w:name w:val="List Paragraph"/>
     <w:basedOn w:val="1"/>
     <w:qFormat/>
@@ -23233,7 +21904,7 @@
       <w:lang w:val="en-US" w:eastAsia="en-US" w:bidi="ar-SA"/>
     </w:rPr>
   </w:style>
-  <w:style w:type="paragraph" w:customStyle="1" w:styleId="15">
+  <w:style w:type="paragraph" w:customStyle="1" w:styleId="16">
     <w:name w:val="Table Paragraph"/>
     <w:basedOn w:val="1"/>
     <w:qFormat/>
@@ -23543,7 +22214,6 @@
     <customSectPr/>
     <customSectPr/>
     <customSectPr/>
-    <customSectPr/>
   </customSectProps>
   <customShpExts>
     <customShpInfo spid="_x0000_s1026" textRotate="1"/>
